--- a/03_DESCRIPCION_DE_CARGOS/03e_Funciones_Auxiliar_Veterinario.docx
+++ b/03_DESCRIPCION_DE_CARGOS/03e_Funciones_Auxiliar_Veterinario.docx
@@ -16,7 +16,7 @@
       <w:tr>
         <w:tc>
           <w:tcPr>
-            <w:tcW w:type="dxa" w:w="4819"/>
+            <w:tcW w:type="dxa" w:w="4933"/>
             <w:tcBorders>
               <w:top w:val="single" w:sz="0" w:space="0" w:color="FFFFFF"/>
               <w:left w:val="single" w:sz="0" w:space="0" w:color="FFFFFF"/>
@@ -73,7 +73,7 @@
         </w:tc>
         <w:tc>
           <w:tcPr>
-            <w:tcW w:type="dxa" w:w="4819"/>
+            <w:tcW w:type="dxa" w:w="4933"/>
             <w:tcBorders>
               <w:top w:val="single" w:sz="0" w:space="0" w:color="FFFFFF"/>
               <w:left w:val="single" w:sz="0" w:space="0" w:color="FFFFFF"/>
@@ -111,7 +111,7 @@
                 <w:color w:val="556575"/>
                 <w:sz w:val="18"/>
               </w:rPr>
-              <w:t>Auxiliar Veterinario</w:t>
+              <w:t>Auxiliar Veterinario(a)</w:t>
             </w:r>
           </w:p>
           <w:p>
@@ -127,7 +127,7 @@
                 <w:color w:val="9098A8"/>
                 <w:sz w:val="16"/>
               </w:rPr>
-              <w:t>Versión 3.0  ·  RR.HH.</w:t>
+              <w:t>Versión 3.2  ·  RR.HH.</w:t>
             </w:r>
           </w:p>
         </w:tc>
@@ -143,7 +143,7 @@
     </w:p>
     <w:p>
       <w:pPr>
-        <w:spacing w:before="40" w:after="40"/>
+        <w:spacing w:after="40"/>
         <w:jc w:val="center"/>
       </w:pPr>
       <w:r>
@@ -152,18 +152,32 @@
           <w:b/>
           <w:i w:val="0"/>
           <w:color w:val="0F766E"/>
-          <w:sz w:val="30"/>
+          <w:sz w:val="28"/>
         </w:rPr>
-        <w:t>DESCRIPCIÓN DE CARGO</w:t>
-        <w:br/>
-        <w:t>AUXILIAR VETERINARIO</w:t>
+        <w:t>DESCRIPCIÓN DE CARGO Y FUNCIONES</w:t>
       </w:r>
     </w:p>
     <w:p>
       <w:pPr>
-        <w:spacing w:before="0" w:after="200"/>
+        <w:spacing w:after="40"/>
+        <w:jc w:val="center"/>
+      </w:pPr>
+      <w:r>
+        <w:rPr>
+          <w:rFonts w:ascii="Calibri" w:hAnsi="Calibri" w:cs="Calibri"/>
+          <w:b/>
+          <w:i w:val="0"/>
+          <w:color w:val="0F766E"/>
+          <w:sz w:val="24"/>
+        </w:rPr>
+        <w:t>AUXILIAR VETERINARIO(A)</w:t>
+      </w:r>
+    </w:p>
+    <w:p>
+      <w:pPr>
+        <w:spacing w:after="200"/>
         <w:pBdr>
-          <w:bottom w:val="single" w:sz="10" w:space="1" w:color="0F766E"/>
+          <w:bottom w:val="single" w:sz="8" w:space="1" w:color="0F766E"/>
         </w:pBdr>
       </w:pPr>
     </w:p>
@@ -181,7 +195,7 @@
           <w:color w:val="0F766E"/>
           <w:sz w:val="22"/>
         </w:rPr>
-        <w:t>1.  IDENTIFICACIÓN DEL CARGO</w:t>
+        <w:t>1. IDENTIFICACIÓN DEL CARGO</w:t>
       </w:r>
     </w:p>
     <w:tbl>
@@ -192,13 +206,15 @@
         <w:tblLook w:firstColumn="1" w:firstRow="1" w:lastColumn="0" w:lastRow="0" w:noHBand="0" w:noVBand="1" w:val="04A0"/>
       </w:tblPr>
       <w:tblGrid>
-        <w:gridCol w:w="3118"/>
-        <w:gridCol w:w="6293"/>
+        <w:gridCol w:w="1984"/>
+        <w:gridCol w:w="2835"/>
+        <w:gridCol w:w="1984"/>
+        <w:gridCol w:w="2835"/>
       </w:tblGrid>
       <w:tr>
         <w:tc>
           <w:tcPr>
-            <w:tcW w:type="dxa" w:w="3118"/>
+            <w:tcW w:type="dxa" w:w="1984"/>
             <w:vAlign w:val="center"/>
             <w:shd w:val="clear" w:color="auto" w:fill="E2E8F0"/>
             <w:tcBorders>
@@ -228,13 +244,13 @@
                 <w:color w:val="0F766E"/>
                 <w:sz w:val="18"/>
               </w:rPr>
-              <w:t>Título del cargo</w:t>
+              <w:t>Título del cargo:</w:t>
             </w:r>
           </w:p>
         </w:tc>
         <w:tc>
           <w:tcPr>
-            <w:tcW w:type="dxa" w:w="6293"/>
+            <w:tcW w:type="dxa" w:w="2835"/>
             <w:vAlign w:val="center"/>
             <w:shd w:val="clear" w:color="auto" w:fill="FFFFFF"/>
             <w:tcBorders>
@@ -261,18 +277,15 @@
                 <w:rFonts w:ascii="Calibri" w:hAnsi="Calibri" w:cs="Calibri"/>
                 <w:b w:val="0"/>
                 <w:i w:val="0"/>
-                <w:color w:val="111827"/>
                 <w:sz w:val="18"/>
               </w:rPr>
-              <w:t>AUXILIAR VETERINARIO</w:t>
+              <w:t>AUXILIAR VETERINARIO(A)</w:t>
             </w:r>
           </w:p>
         </w:tc>
-      </w:tr>
-      <w:tr>
         <w:tc>
           <w:tcPr>
-            <w:tcW w:type="dxa" w:w="3118"/>
+            <w:tcW w:type="dxa" w:w="1984"/>
             <w:vAlign w:val="center"/>
             <w:shd w:val="clear" w:color="auto" w:fill="E2E8F0"/>
             <w:tcBorders>
@@ -302,15 +315,15 @@
                 <w:color w:val="0F766E"/>
                 <w:sz w:val="18"/>
               </w:rPr>
-              <w:t>Departamento</w:t>
+              <w:t>Nivel jerárquico:</w:t>
             </w:r>
           </w:p>
         </w:tc>
         <w:tc>
           <w:tcPr>
-            <w:tcW w:type="dxa" w:w="6293"/>
+            <w:tcW w:type="dxa" w:w="2835"/>
             <w:vAlign w:val="center"/>
-            <w:shd w:val="clear" w:color="auto" w:fill="F3F4F6"/>
+            <w:shd w:val="clear" w:color="auto" w:fill="FFFFFF"/>
             <w:tcBorders>
               <w:top w:val="single" w:sz="4" w:space="0" w:color="CBD5E1"/>
               <w:left w:val="single" w:sz="4" w:space="0" w:color="CBD5E1"/>
@@ -335,10 +348,9 @@
                 <w:rFonts w:ascii="Calibri" w:hAnsi="Calibri" w:cs="Calibri"/>
                 <w:b w:val="0"/>
                 <w:i w:val="0"/>
-                <w:color w:val="111827"/>
                 <w:sz w:val="18"/>
               </w:rPr>
-              <w:t>Clínica Veterinaria</w:t>
+              <w:t>Técnico / Asistencial</w:t>
             </w:r>
           </w:p>
         </w:tc>
@@ -346,7 +358,7 @@
       <w:tr>
         <w:tc>
           <w:tcPr>
-            <w:tcW w:type="dxa" w:w="3118"/>
+            <w:tcW w:type="dxa" w:w="1984"/>
             <w:vAlign w:val="center"/>
             <w:shd w:val="clear" w:color="auto" w:fill="E2E8F0"/>
             <w:tcBorders>
@@ -376,13 +388,13 @@
                 <w:color w:val="0F766E"/>
                 <w:sz w:val="18"/>
               </w:rPr>
-              <w:t>Reporta a</w:t>
+              <w:t>Departamento / Área:</w:t>
             </w:r>
           </w:p>
         </w:tc>
         <w:tc>
           <w:tcPr>
-            <w:tcW w:type="dxa" w:w="6293"/>
+            <w:tcW w:type="dxa" w:w="2835"/>
             <w:vAlign w:val="center"/>
             <w:shd w:val="clear" w:color="auto" w:fill="FFFFFF"/>
             <w:tcBorders>
@@ -409,18 +421,15 @@
                 <w:rFonts w:ascii="Calibri" w:hAnsi="Calibri" w:cs="Calibri"/>
                 <w:b w:val="0"/>
                 <w:i w:val="0"/>
-                <w:color w:val="111827"/>
                 <w:sz w:val="18"/>
               </w:rPr>
-              <w:t>Médico(a) Veterinario(a) / Encargado(a) de Clínica</w:t>
+              <w:t>Clínica Veterinaria</w:t>
             </w:r>
           </w:p>
         </w:tc>
-      </w:tr>
-      <w:tr>
         <w:tc>
           <w:tcPr>
-            <w:tcW w:type="dxa" w:w="3118"/>
+            <w:tcW w:type="dxa" w:w="1984"/>
             <w:vAlign w:val="center"/>
             <w:shd w:val="clear" w:color="auto" w:fill="E2E8F0"/>
             <w:tcBorders>
@@ -450,15 +459,15 @@
                 <w:color w:val="0F766E"/>
                 <w:sz w:val="18"/>
               </w:rPr>
-              <w:t>Supervisa a</w:t>
+              <w:t>Tipo de contrato:</w:t>
             </w:r>
           </w:p>
         </w:tc>
         <w:tc>
           <w:tcPr>
-            <w:tcW w:type="dxa" w:w="6293"/>
+            <w:tcW w:type="dxa" w:w="2835"/>
             <w:vAlign w:val="center"/>
-            <w:shd w:val="clear" w:color="auto" w:fill="F3F4F6"/>
+            <w:shd w:val="clear" w:color="auto" w:fill="FFFFFF"/>
             <w:tcBorders>
               <w:top w:val="single" w:sz="4" w:space="0" w:color="CBD5E1"/>
               <w:left w:val="single" w:sz="4" w:space="0" w:color="CBD5E1"/>
@@ -483,10 +492,9 @@
                 <w:rFonts w:ascii="Calibri" w:hAnsi="Calibri" w:cs="Calibri"/>
                 <w:b w:val="0"/>
                 <w:i w:val="0"/>
-                <w:color w:val="111827"/>
                 <w:sz w:val="18"/>
               </w:rPr>
-              <w:t>No aplica — personal operativo de apoyo</w:t>
+              <w:t>Tiempo determinado (3 meses + prórroga) — período de prueba 15 días</w:t>
             </w:r>
           </w:p>
         </w:tc>
@@ -494,7 +502,7 @@
       <w:tr>
         <w:tc>
           <w:tcPr>
-            <w:tcW w:type="dxa" w:w="3118"/>
+            <w:tcW w:type="dxa" w:w="1984"/>
             <w:vAlign w:val="center"/>
             <w:shd w:val="clear" w:color="auto" w:fill="E2E8F0"/>
             <w:tcBorders>
@@ -524,13 +532,13 @@
                 <w:color w:val="0F766E"/>
                 <w:sz w:val="18"/>
               </w:rPr>
-              <w:t>Nivel jerárquico</w:t>
+              <w:t>Reporta a:</w:t>
             </w:r>
           </w:p>
         </w:tc>
         <w:tc>
           <w:tcPr>
-            <w:tcW w:type="dxa" w:w="6293"/>
+            <w:tcW w:type="dxa" w:w="2835"/>
             <w:vAlign w:val="center"/>
             <w:shd w:val="clear" w:color="auto" w:fill="FFFFFF"/>
             <w:tcBorders>
@@ -557,18 +565,15 @@
                 <w:rFonts w:ascii="Calibri" w:hAnsi="Calibri" w:cs="Calibri"/>
                 <w:b w:val="0"/>
                 <w:i w:val="0"/>
-                <w:color w:val="111827"/>
                 <w:sz w:val="18"/>
               </w:rPr>
-              <w:t>Técnico operativo — Nivel 4</w:t>
+              <w:t>Médico(a) Veterinario(a) / Encargado(a) de Clínica</w:t>
             </w:r>
           </w:p>
         </w:tc>
-      </w:tr>
-      <w:tr>
         <w:tc>
           <w:tcPr>
-            <w:tcW w:type="dxa" w:w="3118"/>
+            <w:tcW w:type="dxa" w:w="1984"/>
             <w:vAlign w:val="center"/>
             <w:shd w:val="clear" w:color="auto" w:fill="E2E8F0"/>
             <w:tcBorders>
@@ -598,15 +603,15 @@
                 <w:color w:val="0F766E"/>
                 <w:sz w:val="18"/>
               </w:rPr>
-              <w:t>Tipo de contrato</w:t>
+              <w:t>Supervisa a:</w:t>
             </w:r>
           </w:p>
         </w:tc>
         <w:tc>
           <w:tcPr>
-            <w:tcW w:type="dxa" w:w="6293"/>
+            <w:tcW w:type="dxa" w:w="2835"/>
             <w:vAlign w:val="center"/>
-            <w:shd w:val="clear" w:color="auto" w:fill="F3F4F6"/>
+            <w:shd w:val="clear" w:color="auto" w:fill="FFFFFF"/>
             <w:tcBorders>
               <w:top w:val="single" w:sz="4" w:space="0" w:color="CBD5E1"/>
               <w:left w:val="single" w:sz="4" w:space="0" w:color="CBD5E1"/>
@@ -631,18 +636,105 @@
                 <w:rFonts w:ascii="Calibri" w:hAnsi="Calibri" w:cs="Calibri"/>
                 <w:b w:val="0"/>
                 <w:i w:val="0"/>
-                <w:color w:val="111827"/>
                 <w:sz w:val="18"/>
               </w:rPr>
-              <w:t>Determinado por 3 meses (LOTTT art. 65) — período de prueba 15 días</w:t>
+              <w:t>Nadie directamente</w:t>
             </w:r>
+          </w:p>
+        </w:tc>
+      </w:tr>
+      <w:tr>
+        <w:tc>
+          <w:tcPr>
+            <w:tcW w:type="dxa" w:w="1984"/>
+            <w:vAlign w:val="center"/>
+            <w:shd w:val="clear" w:color="auto" w:fill="E2E8F0"/>
+            <w:tcBorders>
+              <w:top w:val="single" w:sz="4" w:space="0" w:color="CBD5E1"/>
+              <w:left w:val="single" w:sz="4" w:space="0" w:color="CBD5E1"/>
+              <w:bottom w:val="single" w:sz="4" w:space="0" w:color="CBD5E1"/>
+              <w:right w:val="single" w:sz="4" w:space="0" w:color="CBD5E1"/>
+            </w:tcBorders>
+            <w:tcMar>
+              <w:top w:w="80" w:type="dxa"/>
+              <w:bottom w:w="80" w:type="dxa"/>
+              <w:left w:w="120" w:type="dxa"/>
+              <w:right w:w="120" w:type="dxa"/>
+            </w:tcMar>
+          </w:tcPr>
+          <w:p>
+            <w:pPr>
+              <w:spacing w:before="0" w:after="0" w:line="288" w:lineRule="auto"/>
+              <w:jc w:val="left"/>
+            </w:pPr>
+            <w:r/>
+            <w:r>
+              <w:rPr>
+                <w:rFonts w:ascii="Calibri" w:hAnsi="Calibri" w:cs="Calibri"/>
+                <w:b/>
+                <w:i w:val="0"/>
+                <w:color w:val="0F766E"/>
+                <w:sz w:val="18"/>
+              </w:rPr>
+              <w:t>Cargo:</w:t>
+            </w:r>
+          </w:p>
+        </w:tc>
+        <w:tc>
+          <w:tcPr>
+            <w:tcW w:type="dxa" w:w="2835"/>
+            <w:vAlign w:val="center"/>
+            <w:shd w:val="clear" w:color="auto" w:fill="FFFFFF"/>
+            <w:tcBorders>
+              <w:top w:val="single" w:sz="4" w:space="0" w:color="CBD5E1"/>
+              <w:left w:val="single" w:sz="4" w:space="0" w:color="CBD5E1"/>
+              <w:bottom w:val="single" w:sz="4" w:space="0" w:color="CBD5E1"/>
+              <w:right w:val="single" w:sz="4" w:space="0" w:color="CBD5E1"/>
+            </w:tcBorders>
+            <w:tcMar>
+              <w:top w:w="80" w:type="dxa"/>
+              <w:bottom w:w="80" w:type="dxa"/>
+              <w:left w:w="120" w:type="dxa"/>
+              <w:right w:w="120" w:type="dxa"/>
+            </w:tcMar>
+          </w:tcPr>
+          <w:p>
+            <w:pPr>
+              <w:spacing w:before="0" w:after="0" w:line="288" w:lineRule="auto"/>
+              <w:jc w:val="left"/>
+            </w:pPr>
+            <w:r/>
+            <w:r>
+              <w:rPr>
+                <w:rFonts w:ascii="Calibri" w:hAnsi="Calibri" w:cs="Calibri"/>
+                <w:b w:val="0"/>
+                <w:i w:val="0"/>
+                <w:sz w:val="18"/>
+              </w:rPr>
+              <w:t>Auxiliar Veterinario(a)</w:t>
+            </w:r>
+          </w:p>
+        </w:tc>
+        <w:tc>
+          <w:tcPr>
+            <w:tcW w:type="dxa" w:w="4932"/>
+            <w:gridSpan w:val="2"/>
+            <w:tcBorders>
+              <w:top w:val="single" w:sz="0" w:space="0" w:color="FFFFFF"/>
+              <w:left w:val="single" w:sz="0" w:space="0" w:color="FFFFFF"/>
+              <w:bottom w:val="single" w:sz="0" w:space="0" w:color="FFFFFF"/>
+              <w:right w:val="single" w:sz="0" w:space="0" w:color="FFFFFF"/>
+            </w:tcBorders>
+          </w:tcPr>
+          <w:p>
+            <w:r/>
           </w:p>
         </w:tc>
       </w:tr>
     </w:tbl>
     <w:p>
       <w:pPr>
-        <w:spacing w:after="80"/>
+        <w:spacing w:after="160"/>
       </w:pPr>
     </w:p>
     <w:p>
@@ -659,12 +751,12 @@
           <w:color w:val="0F766E"/>
           <w:sz w:val="22"/>
         </w:rPr>
-        <w:t>2.  OBJETIVO GENERAL DEL CARGO</w:t>
+        <w:t>2. OBJETIVO GENERAL DEL CARGO</w:t>
       </w:r>
     </w:p>
     <w:p>
       <w:pPr>
-        <w:spacing w:before="0" w:after="120" w:line="312" w:lineRule="auto"/>
+        <w:spacing w:before="0" w:after="160" w:line="312" w:lineRule="auto"/>
         <w:jc w:val="both"/>
       </w:pPr>
       <w:r>
@@ -674,7 +766,7 @@
           <w:i w:val="0"/>
           <w:sz w:val="20"/>
         </w:rPr>
-        <w:t>Apoyar al médico veterinario en consultas, procedimientos, cirugías, hospitalización y laboratorio, garantizando el manejo adecuado de los pacientes, el cumplimiento de los protocolos de bioseguridad (NT-01-2008) y residuos (COVENIN 2747-93), la atención cordial al cliente y el registro completo de los procedimientos en la historia clínica.</w:t>
+        <w:t>Asistir al médico veterinario en los diversos procedimientos y servicios que presta la clínica, brindar cuidado directo a los animales hospitalizados, interactuar con los dueños y mantener limpias y desinfectadas las instalaciones, garantizando un ambiente higiénico y seguro.</w:t>
       </w:r>
     </w:p>
     <w:p>
@@ -691,12 +783,12 @@
           <w:color w:val="0F766E"/>
           <w:sz w:val="22"/>
         </w:rPr>
-        <w:t>3.  FUNCIONES ESPECÍFICAS</w:t>
+        <w:t>3. FUNCIONES ESPECÍFICAS</w:t>
       </w:r>
     </w:p>
     <w:p>
       <w:pPr>
-        <w:spacing w:before="0" w:after="80" w:line="312" w:lineRule="auto"/>
+        <w:spacing w:before="0" w:after="120" w:line="312" w:lineRule="auto"/>
         <w:jc w:val="both"/>
       </w:pPr>
       <w:r>
@@ -707,13 +799,13 @@
           <w:color w:val="556575"/>
           <w:sz w:val="20"/>
         </w:rPr>
-        <w:t>Las funciones del cargo se organizan por áreas de desempeño. Cada área agrupa las responsabilidades específicas que el(la) trabajador(a) deberá ejecutar durante su jornada laboral:</w:t>
+        <w:t>Sin perjuicio de las demás funciones que le asigne la empresa, el(la) Auxiliar Veterinario(a) tendrá las siguientes funciones específicas, organizadas por área de actividad:</w:t>
       </w:r>
     </w:p>
     <w:p>
       <w:pPr>
         <w:keepNext/>
-        <w:spacing w:before="120" w:after="20"/>
+        <w:spacing w:before="120" w:after="40"/>
         <w:jc w:val="left"/>
       </w:pPr>
       <w:r>
@@ -724,7 +816,7 @@
           <w:color w:val="0F766E"/>
           <w:sz w:val="20"/>
         </w:rPr>
-        <w:t>Consultas</w:t>
+        <w:t>▸ CONSULTAS</w:t>
       </w:r>
     </w:p>
     <w:p>
@@ -751,7 +843,7 @@
           <w:color w:val="111827"/>
           <w:sz w:val="20"/>
         </w:rPr>
-        <w:t>Recibir y pesar al paciente, tomar temperatura, frecuencia cardíaca y respiratoria.</w:t>
+        <w:t>Recibir, pesar y tomar signos vitales del paciente.</w:t>
       </w:r>
     </w:p>
     <w:p>
@@ -778,7 +870,7 @@
           <w:color w:val="111827"/>
           <w:sz w:val="20"/>
         </w:rPr>
-        <w:t>Preparar el consultorio con materiales, limpiar y desinfectar entre pacientes.</w:t>
+        <w:t>Preparar y desinfectar consultorio entre pacientes.</w:t>
       </w:r>
     </w:p>
     <w:p>
@@ -805,7 +897,7 @@
           <w:color w:val="111827"/>
           <w:sz w:val="20"/>
         </w:rPr>
-        <w:t>Asistir al médico veterinario en la contención y manejo del animal durante el examen.</w:t>
+        <w:t>Asistir en contención y manejo del animal.</w:t>
       </w:r>
     </w:p>
     <w:p>
@@ -832,13 +924,13 @@
           <w:color w:val="111827"/>
           <w:sz w:val="20"/>
         </w:rPr>
-        <w:t>Registrar signos vitales y antecedentes en la historia clínica electrónica.</w:t>
+        <w:t>Registrar signos vitales en historia clínica.</w:t>
       </w:r>
     </w:p>
     <w:p>
       <w:pPr>
         <w:keepNext/>
-        <w:spacing w:before="120" w:after="20"/>
+        <w:spacing w:before="120" w:after="40"/>
         <w:jc w:val="left"/>
       </w:pPr>
       <w:r>
@@ -849,7 +941,7 @@
           <w:color w:val="0F766E"/>
           <w:sz w:val="20"/>
         </w:rPr>
-        <w:t>Tratamientos</w:t>
+        <w:t>▸ TRATAMIENTOS</w:t>
       </w:r>
     </w:p>
     <w:p>
@@ -876,7 +968,7 @@
           <w:color w:val="111827"/>
           <w:sz w:val="20"/>
         </w:rPr>
-        <w:t>Administrar medicamentos por vía oral, tópica, subcutánea, intramuscular o intravenosa según indicación médica.</w:t>
+        <w:t>Administrar medicamentos según indicación médica.</w:t>
       </w:r>
     </w:p>
     <w:p>
@@ -903,7 +995,7 @@
           <w:color w:val="111827"/>
           <w:sz w:val="20"/>
         </w:rPr>
-        <w:t>Aplicar vacunas, antiparasitarios y fluidoterapia con doble chequeo de dosis.</w:t>
+        <w:t>Aplicar antiparasitarios y fluidoterapia.</w:t>
       </w:r>
     </w:p>
     <w:p>
@@ -930,7 +1022,24 @@
           <w:color w:val="111827"/>
           <w:sz w:val="20"/>
         </w:rPr>
-        <w:t>Colocar y retirar catéteres intravenosos, vendajes y drenajes.</w:t>
+        <w:t>Retirar catéteres, puntos.</w:t>
+      </w:r>
+    </w:p>
+    <w:p>
+      <w:pPr>
+        <w:keepNext/>
+        <w:spacing w:before="120" w:after="40"/>
+        <w:jc w:val="left"/>
+      </w:pPr>
+      <w:r>
+        <w:rPr>
+          <w:rFonts w:ascii="Calibri" w:hAnsi="Calibri" w:cs="Calibri"/>
+          <w:b/>
+          <w:i w:val="0"/>
+          <w:color w:val="0F766E"/>
+          <w:sz w:val="20"/>
+        </w:rPr>
+        <w:t>▸ LABORATORIO</w:t>
       </w:r>
     </w:p>
     <w:p>
@@ -957,24 +1066,7 @@
           <w:color w:val="111827"/>
           <w:sz w:val="20"/>
         </w:rPr>
-        <w:t>Apoyar en la colocación de sondas urinarias y esofágicas.</w:t>
-      </w:r>
-    </w:p>
-    <w:p>
-      <w:pPr>
-        <w:keepNext/>
-        <w:spacing w:before="120" w:after="20"/>
-        <w:jc w:val="left"/>
-      </w:pPr>
-      <w:r>
-        <w:rPr>
-          <w:rFonts w:ascii="Calibri" w:hAnsi="Calibri" w:cs="Calibri"/>
-          <w:b/>
-          <w:i w:val="0"/>
-          <w:color w:val="0F766E"/>
-          <w:sz w:val="20"/>
-        </w:rPr>
-        <w:t>Laboratorio</w:t>
+        <w:t>Tomar muestras de orina, heces y secreciones.</w:t>
       </w:r>
     </w:p>
     <w:p>
@@ -1001,7 +1093,24 @@
           <w:color w:val="111827"/>
           <w:sz w:val="20"/>
         </w:rPr>
-        <w:t>Tomar muestras de sangre, orina, heces y secreciones para análisis.</w:t>
+        <w:t>Operar centrífuga, microscopio y analizadores.</w:t>
+      </w:r>
+    </w:p>
+    <w:p>
+      <w:pPr>
+        <w:keepNext/>
+        <w:spacing w:before="120" w:after="40"/>
+        <w:jc w:val="left"/>
+      </w:pPr>
+      <w:r>
+        <w:rPr>
+          <w:rFonts w:ascii="Calibri" w:hAnsi="Calibri" w:cs="Calibri"/>
+          <w:b/>
+          <w:i w:val="0"/>
+          <w:color w:val="0F766E"/>
+          <w:sz w:val="20"/>
+        </w:rPr>
+        <w:t>▸ CIRUGÍA</w:t>
       </w:r>
     </w:p>
     <w:p>
@@ -1028,7 +1137,7 @@
           <w:color w:val="111827"/>
           <w:sz w:val="20"/>
         </w:rPr>
-        <w:t>Operar centrifuga, microscopio y analyzadores de laboratorio.</w:t>
+        <w:t>Preparar paciente (ayuno, rasurado, vía venosa).</w:t>
       </w:r>
     </w:p>
     <w:p>
@@ -1055,7 +1164,7 @@
           <w:color w:val="111827"/>
           <w:sz w:val="20"/>
         </w:rPr>
-        <w:t>Realizar frotis, tinciones y observación microscópica bajo supervisión.</w:t>
+        <w:t>Preparar quirófano (material estéril, instrumental, monitores).</w:t>
       </w:r>
     </w:p>
     <w:p>
@@ -1082,24 +1191,7 @@
           <w:color w:val="111827"/>
           <w:sz w:val="20"/>
         </w:rPr>
-        <w:t>Registrar resultados en la historia clínica.</w:t>
-      </w:r>
-    </w:p>
-    <w:p>
-      <w:pPr>
-        <w:keepNext/>
-        <w:spacing w:before="120" w:after="20"/>
-        <w:jc w:val="left"/>
-      </w:pPr>
-      <w:r>
-        <w:rPr>
-          <w:rFonts w:ascii="Calibri" w:hAnsi="Calibri" w:cs="Calibri"/>
-          <w:b/>
-          <w:i w:val="0"/>
-          <w:color w:val="0F766E"/>
-          <w:sz w:val="20"/>
-        </w:rPr>
-        <w:t>Cirugía</w:t>
+        <w:t>Asistir como instrumentista y circulante.</w:t>
       </w:r>
     </w:p>
     <w:p>
@@ -1126,7 +1218,7 @@
           <w:color w:val="111827"/>
           <w:sz w:val="20"/>
         </w:rPr>
-        <w:t>Preparar al paciente: ayuno, bañado, rasurado, voie venosa.</w:t>
+        <w:t>Monitorear signos vitales transoperatorios.</w:t>
       </w:r>
     </w:p>
     <w:p>
@@ -1153,7 +1245,7 @@
           <w:color w:val="111827"/>
           <w:sz w:val="20"/>
         </w:rPr>
-        <w:t>Preparar el quirófano: material estéril, instrumental, anestésicos y monitores.</w:t>
+        <w:t>Cuidar recuperación postoperatoria.</w:t>
       </w:r>
     </w:p>
     <w:p>
@@ -1180,7 +1272,24 @@
           <w:color w:val="111827"/>
           <w:sz w:val="20"/>
         </w:rPr>
-        <w:t>Asistir al cirujano como instrumentista y circulante.</w:t>
+        <w:t>Limpieza del área e instrumentos luego del procedimiento quirúrgico.</w:t>
+      </w:r>
+    </w:p>
+    <w:p>
+      <w:pPr>
+        <w:keepNext/>
+        <w:spacing w:before="120" w:after="40"/>
+        <w:jc w:val="left"/>
+      </w:pPr>
+      <w:r>
+        <w:rPr>
+          <w:rFonts w:ascii="Calibri" w:hAnsi="Calibri" w:cs="Calibri"/>
+          <w:b/>
+          <w:i w:val="0"/>
+          <w:color w:val="0F766E"/>
+          <w:sz w:val="20"/>
+        </w:rPr>
+        <w:t>▸ HOSPITALIZACIÓN</w:t>
       </w:r>
     </w:p>
     <w:p>
@@ -1207,7 +1316,7 @@
           <w:color w:val="111827"/>
           <w:sz w:val="20"/>
         </w:rPr>
-        <w:t>Monitorear signos vitales transoperatorios bajo supervisión del médico.</w:t>
+        <w:t>Alimentación, hidratación, paseo, higiene y medicación de hospitalizados.</w:t>
       </w:r>
     </w:p>
     <w:p>
@@ -1234,24 +1343,7 @@
           <w:color w:val="111827"/>
           <w:sz w:val="20"/>
         </w:rPr>
-        <w:t>Cuidar la recuperación postoperatoria y registrar la evolución.</w:t>
-      </w:r>
-    </w:p>
-    <w:p>
-      <w:pPr>
-        <w:keepNext/>
-        <w:spacing w:before="120" w:after="20"/>
-        <w:jc w:val="left"/>
-      </w:pPr>
-      <w:r>
-        <w:rPr>
-          <w:rFonts w:ascii="Calibri" w:hAnsi="Calibri" w:cs="Calibri"/>
-          <w:b/>
-          <w:i w:val="0"/>
-          <w:color w:val="0F766E"/>
-          <w:sz w:val="20"/>
-        </w:rPr>
-        <w:t>Hospitalización</w:t>
+        <w:t>Rondas de control por turno.</w:t>
       </w:r>
     </w:p>
     <w:p>
@@ -1278,7 +1370,24 @@
           <w:color w:val="111827"/>
           <w:sz w:val="20"/>
         </w:rPr>
-        <w:t>Atender a los pacientes hospitalizados: alimentación, hidratación, paseo, higiene y medicación.</w:t>
+        <w:t>Limpiar y desinfectar jaulas y comederos.</w:t>
+      </w:r>
+    </w:p>
+    <w:p>
+      <w:pPr>
+        <w:keepNext/>
+        <w:spacing w:before="120" w:after="40"/>
+        <w:jc w:val="left"/>
+      </w:pPr>
+      <w:r>
+        <w:rPr>
+          <w:rFonts w:ascii="Calibri" w:hAnsi="Calibri" w:cs="Calibri"/>
+          <w:b/>
+          <w:i w:val="0"/>
+          <w:color w:val="0F766E"/>
+          <w:sz w:val="20"/>
+        </w:rPr>
+        <w:t>▸ ATENCIÓN AL CLIENTE</w:t>
       </w:r>
     </w:p>
     <w:p>
@@ -1305,7 +1414,7 @@
           <w:color w:val="111827"/>
           <w:sz w:val="20"/>
         </w:rPr>
-        <w:t>Realizar rondas de control cada turno y registrar evolución en la historia clínica.</w:t>
+        <w:t>Recibir al cliente y a la mascota.</w:t>
       </w:r>
     </w:p>
     <w:p>
@@ -1332,7 +1441,7 @@
           <w:color w:val="111827"/>
           <w:sz w:val="20"/>
         </w:rPr>
-        <w:t>Limpiar y desinfectar jaulas, mantas y comederos entre pacientes.</w:t>
+        <w:t>Brindar información y/o asesoría al cliente en caso de ser necesario sobre los servicios.</w:t>
       </w:r>
     </w:p>
     <w:p>
@@ -1359,24 +1468,7 @@
           <w:color w:val="111827"/>
           <w:sz w:val="20"/>
         </w:rPr>
-        <w:t>Mantener comunicación con el médico sobre cualquier cambio relevante.</w:t>
-      </w:r>
-    </w:p>
-    <w:p>
-      <w:pPr>
-        <w:keepNext/>
-        <w:spacing w:before="120" w:after="20"/>
-        <w:jc w:val="left"/>
-      </w:pPr>
-      <w:r>
-        <w:rPr>
-          <w:rFonts w:ascii="Calibri" w:hAnsi="Calibri" w:cs="Calibri"/>
-          <w:b/>
-          <w:i w:val="0"/>
-          <w:color w:val="0F766E"/>
-          <w:sz w:val="20"/>
-        </w:rPr>
-        <w:t>Atención al cliente</w:t>
+        <w:t>Hacerle entrega al cliente de los formatos correspondientes para ser llenados tales como Consentimiento informado, acta voluntaria, etc.</w:t>
       </w:r>
     </w:p>
     <w:p>
@@ -1403,7 +1495,7 @@
           <w:color w:val="111827"/>
           <w:sz w:val="20"/>
         </w:rPr>
-        <w:t>Recibir al cliente y a la mascota en la recepción del área clínica.</w:t>
+        <w:t>Explicar indicaciones postoperatorias y de medicación.</w:t>
       </w:r>
     </w:p>
     <w:p>
@@ -1430,7 +1522,24 @@
           <w:color w:val="111827"/>
           <w:sz w:val="20"/>
         </w:rPr>
-        <w:t>Explicar indicaciones postoperatorias, postvacunales y de medicación.</w:t>
+        <w:t>Cobrar servicios clínicos si el encargado no está disponible.</w:t>
+      </w:r>
+    </w:p>
+    <w:p>
+      <w:pPr>
+        <w:keepNext/>
+        <w:spacing w:before="120" w:after="40"/>
+        <w:jc w:val="left"/>
+      </w:pPr>
+      <w:r>
+        <w:rPr>
+          <w:rFonts w:ascii="Calibri" w:hAnsi="Calibri" w:cs="Calibri"/>
+          <w:b/>
+          <w:i w:val="0"/>
+          <w:color w:val="0F766E"/>
+          <w:sz w:val="20"/>
+        </w:rPr>
+        <w:t>▸ HIGIENE Y BIOSEGURIDAD</w:t>
       </w:r>
     </w:p>
     <w:p>
@@ -1457,7 +1566,7 @@
           <w:color w:val="111827"/>
           <w:sz w:val="20"/>
         </w:rPr>
-        <w:t>Cobrar servicios del área clínica cuando el encargado no esté disponible.</w:t>
+        <w:t>Cumplir protocolos NT-01-2008 y COVENIN 2747-93.</w:t>
       </w:r>
     </w:p>
     <w:p>
@@ -1484,24 +1593,7 @@
           <w:color w:val="111827"/>
           <w:sz w:val="20"/>
         </w:rPr>
-        <w:t>Atender y escalar quejas o reclamos conforme al procedimiento interno.</w:t>
-      </w:r>
-    </w:p>
-    <w:p>
-      <w:pPr>
-        <w:keepNext/>
-        <w:spacing w:before="120" w:after="20"/>
-        <w:jc w:val="left"/>
-      </w:pPr>
-      <w:r>
-        <w:rPr>
-          <w:rFonts w:ascii="Calibri" w:hAnsi="Calibri" w:cs="Calibri"/>
-          <w:b/>
-          <w:i w:val="0"/>
-          <w:color w:val="0F766E"/>
-          <w:sz w:val="20"/>
-        </w:rPr>
-        <w:t>Higiene y bioseguridad</w:t>
+        <w:t>Segregar residuos por color de bolsa.</w:t>
       </w:r>
     </w:p>
     <w:p>
@@ -1528,7 +1620,45 @@
           <w:color w:val="111827"/>
           <w:sz w:val="20"/>
         </w:rPr>
-        <w:t>Cumplir y hacer cumplir los protocolos NT-01-2008 (Bioseguridad) y COVENIN 2747-93 (residuos).</w:t>
+        <w:t>Esterilizar instrumental (autoclave).</w:t>
+      </w:r>
+    </w:p>
+    <w:p>
+      <w:pPr>
+        <w:spacing w:after="120"/>
+      </w:pPr>
+    </w:p>
+    <w:p>
+      <w:pPr>
+        <w:keepNext/>
+        <w:spacing w:before="120" w:after="40"/>
+        <w:jc w:val="left"/>
+      </w:pPr>
+      <w:r>
+        <w:rPr>
+          <w:rFonts w:ascii="Calibri" w:hAnsi="Calibri" w:cs="Calibri"/>
+          <w:b/>
+          <w:i w:val="0"/>
+          <w:color w:val="0F766E"/>
+          <w:sz w:val="22"/>
+        </w:rPr>
+        <w:t>4. COMPETENCIAS Y REQUISITOS DEL CARGO</w:t>
+      </w:r>
+    </w:p>
+    <w:p>
+      <w:pPr>
+        <w:spacing w:before="0" w:after="80" w:line="312" w:lineRule="auto"/>
+        <w:jc w:val="both"/>
+      </w:pPr>
+      <w:r>
+        <w:rPr>
+          <w:rFonts w:ascii="Calibri" w:hAnsi="Calibri" w:cs="Calibri"/>
+          <w:b/>
+          <w:i w:val="0"/>
+          <w:color w:val="0F766E"/>
+          <w:sz w:val="20"/>
+        </w:rPr>
+        <w:t>Competencias técnicas y profesionales:</w:t>
       </w:r>
     </w:p>
     <w:p>
@@ -1555,7 +1685,7 @@
           <w:color w:val="111827"/>
           <w:sz w:val="20"/>
         </w:rPr>
-        <w:t>Segregar residuos en bolsas rojas, amarillas, negras y verdes según corresponda.</w:t>
+        <w:t>Formación como Auxiliar Veterinario, Técnico Superior Universitario (TSU) en Veterinaria o afín (preferible).</w:t>
       </w:r>
     </w:p>
     <w:p>
@@ -1582,7 +1712,7 @@
           <w:color w:val="111827"/>
           <w:sz w:val="20"/>
         </w:rPr>
-        <w:t>Mantener limpio y desinfectado el quirófano, hospitalización y depósito.</w:t>
+        <w:t>Experiencia previa en clínica veterinaria (mínimo 6 meses, preferible).</w:t>
       </w:r>
     </w:p>
     <w:p>
@@ -1609,24 +1739,7 @@
           <w:color w:val="111827"/>
           <w:sz w:val="20"/>
         </w:rPr>
-        <w:t>Lavar y esterilizar instrumental (autoclave) y verificar indicadores biológicos.</w:t>
-      </w:r>
-    </w:p>
-    <w:p>
-      <w:pPr>
-        <w:keepNext/>
-        <w:spacing w:before="120" w:after="20"/>
-        <w:jc w:val="left"/>
-      </w:pPr>
-      <w:r>
-        <w:rPr>
-          <w:rFonts w:ascii="Calibri" w:hAnsi="Calibri" w:cs="Calibri"/>
-          <w:b/>
-          <w:i w:val="0"/>
-          <w:color w:val="0F766E"/>
-          <w:sz w:val="20"/>
-        </w:rPr>
-        <w:t>Políticas y registros</w:t>
+        <w:t>Conocimiento de técnicas de sujeción y manejo de animales (cánidos, felinos).</w:t>
       </w:r>
     </w:p>
     <w:p>
@@ -1653,7 +1766,7 @@
           <w:color w:val="111827"/>
           <w:sz w:val="20"/>
         </w:rPr>
-        <w:t>Cumplir las políticas internas: reglamento, código de conducta, confidencialidad.</w:t>
+        <w:t>Conocimiento de instrumental quirúrgico, procedimientos de esterilización y operación de autoclave.</w:t>
       </w:r>
     </w:p>
     <w:p>
@@ -1680,7 +1793,7 @@
           <w:color w:val="111827"/>
           <w:sz w:val="20"/>
         </w:rPr>
-        <w:t>Registrar todos los procedimientos y medicaciones en la historia clínica.</w:t>
+        <w:t>Capacidad para tomar signos vitales y registrarlos en historia clínica.</w:t>
       </w:r>
     </w:p>
     <w:p>
@@ -1707,7 +1820,28 @@
           <w:color w:val="111827"/>
           <w:sz w:val="20"/>
         </w:rPr>
-        <w:t>Aplicar el procedimiento de reporte de incidentes ante cualquier accidente o evento adverso.</w:t>
+        <w:t>Manejo de laboratorio básico (centrífuga, microscopio, analizadores).</w:t>
+      </w:r>
+    </w:p>
+    <w:p>
+      <w:pPr>
+        <w:spacing w:after="80"/>
+      </w:pPr>
+    </w:p>
+    <w:p>
+      <w:pPr>
+        <w:spacing w:before="0" w:after="80" w:line="312" w:lineRule="auto"/>
+        <w:jc w:val="both"/>
+      </w:pPr>
+      <w:r>
+        <w:rPr>
+          <w:rFonts w:ascii="Calibri" w:hAnsi="Calibri" w:cs="Calibri"/>
+          <w:b/>
+          <w:i w:val="0"/>
+          <w:color w:val="0F766E"/>
+          <w:sz w:val="20"/>
+        </w:rPr>
+        <w:t>Competencias blandas / actitudinales:</w:t>
       </w:r>
     </w:p>
     <w:p>
@@ -1734,41 +1868,7 @@
           <w:color w:val="111827"/>
           <w:sz w:val="20"/>
         </w:rPr>
-        <w:t>Mantener confidencialidad sobre historias clínicas y datos de clientes (LOPDP).</w:t>
-      </w:r>
-    </w:p>
-    <w:p>
-      <w:pPr>
-        <w:keepNext/>
-        <w:spacing w:before="120" w:after="40"/>
-        <w:jc w:val="left"/>
-      </w:pPr>
-      <w:r>
-        <w:rPr>
-          <w:rFonts w:ascii="Calibri" w:hAnsi="Calibri" w:cs="Calibri"/>
-          <w:b/>
-          <w:i w:val="0"/>
-          <w:color w:val="0F766E"/>
-          <w:sz w:val="22"/>
-        </w:rPr>
-        <w:t>4.  COMPETENCIAS Y REQUISITOS</w:t>
-      </w:r>
-    </w:p>
-    <w:p>
-      <w:pPr>
-        <w:keepNext/>
-        <w:spacing w:before="120" w:after="40"/>
-        <w:jc w:val="left"/>
-      </w:pPr>
-      <w:r>
-        <w:rPr>
-          <w:rFonts w:ascii="Calibri" w:hAnsi="Calibri" w:cs="Calibri"/>
-          <w:b/>
-          <w:i w:val="0"/>
-          <w:color w:val="0F766E"/>
-          <w:sz w:val="22"/>
-        </w:rPr>
-        <w:t>Competencias técnicas</w:t>
+        <w:t>Empatía y paciencia con animales.</w:t>
       </w:r>
     </w:p>
     <w:p>
@@ -1795,7 +1895,7 @@
           <w:color w:val="111827"/>
           <w:sz w:val="20"/>
         </w:rPr>
-        <w:t>Manejo y contención de animales domésticos (perros, gatos, conejos, aves).</w:t>
+        <w:t>Capacidad de trabajo en equipo con el MV.</w:t>
       </w:r>
     </w:p>
     <w:p>
@@ -1822,7 +1922,7 @@
           <w:color w:val="111827"/>
           <w:sz w:val="20"/>
         </w:rPr>
-        <w:t>Técnicas de venopunción, cateterismo y administración de medicamentos.</w:t>
+        <w:t>Atención al detalle en el seguimiento de indicaciones médicas.</w:t>
       </w:r>
     </w:p>
     <w:p>
@@ -1849,7 +1949,7 @@
           <w:color w:val="111827"/>
           <w:sz w:val="20"/>
         </w:rPr>
-        <w:t>Operación de autoclave, microscopio y centrifuga.</w:t>
+        <w:t>Disposición para tareas de limpieza y mantenimiento.</w:t>
       </w:r>
     </w:p>
     <w:p>
@@ -1876,7 +1976,28 @@
           <w:color w:val="111827"/>
           <w:sz w:val="20"/>
         </w:rPr>
-        <w:t>Conocimiento de bioseguridad NT-01-2008 y manejo de residuos.</w:t>
+        <w:t>Comunicación cordial con propietarios de mascotas.</w:t>
+      </w:r>
+    </w:p>
+    <w:p>
+      <w:pPr>
+        <w:spacing w:after="80"/>
+      </w:pPr>
+    </w:p>
+    <w:p>
+      <w:pPr>
+        <w:spacing w:before="0" w:after="80" w:line="312" w:lineRule="auto"/>
+        <w:jc w:val="both"/>
+      </w:pPr>
+      <w:r>
+        <w:rPr>
+          <w:rFonts w:ascii="Calibri" w:hAnsi="Calibri" w:cs="Calibri"/>
+          <w:b/>
+          <w:i w:val="0"/>
+          <w:color w:val="0F766E"/>
+          <w:sz w:val="20"/>
+        </w:rPr>
+        <w:t>Requisitos académicos y legales:</w:t>
       </w:r>
     </w:p>
     <w:p>
@@ -1903,7 +2024,7 @@
           <w:color w:val="111827"/>
           <w:sz w:val="20"/>
         </w:rPr>
-        <w:t>Software básico de historia clínica veterinaria.</w:t>
+        <w:t>Cédula de identidad venezolana vigente.</w:t>
       </w:r>
     </w:p>
     <w:p>
@@ -1930,24 +2051,7 @@
           <w:color w:val="111827"/>
           <w:sz w:val="20"/>
         </w:rPr>
-        <w:t>Técnicas de asepsia y antisepsia.</w:t>
-      </w:r>
-    </w:p>
-    <w:p>
-      <w:pPr>
-        <w:keepNext/>
-        <w:spacing w:before="120" w:after="40"/>
-        <w:jc w:val="left"/>
-      </w:pPr>
-      <w:r>
-        <w:rPr>
-          <w:rFonts w:ascii="Calibri" w:hAnsi="Calibri" w:cs="Calibri"/>
-          <w:b/>
-          <w:i w:val="0"/>
-          <w:color w:val="0F766E"/>
-          <w:sz w:val="22"/>
-        </w:rPr>
-        <w:t>Competencias blandas (actitudinales)</w:t>
+        <w:t>Formación técnica o certificación en auxiliar veterinario (preferible).</w:t>
       </w:r>
     </w:p>
     <w:p>
@@ -1974,7 +2078,7 @@
           <w:color w:val="111827"/>
           <w:sz w:val="20"/>
         </w:rPr>
-        <w:t>Empatía y trato cordial con animales y sus dueños.</w:t>
+        <w:t>Vacuna antirrábica pre-exposición vigente.</w:t>
       </w:r>
     </w:p>
     <w:p>
@@ -2001,7 +2105,7 @@
           <w:color w:val="111827"/>
           <w:sz w:val="20"/>
         </w:rPr>
-        <w:t>Trabajo en equipo y disposición para aprender.</w:t>
+        <w:t>Sin antecedentes penales.</w:t>
       </w:r>
     </w:p>
     <w:p>
@@ -2028,7 +2132,44 @@
           <w:color w:val="111827"/>
           <w:sz w:val="20"/>
         </w:rPr>
-        <w:t>Capacidad de organización y atención al detalle.</w:t>
+        <w:t>Disponibilidad para turnos rotativos.</w:t>
+      </w:r>
+    </w:p>
+    <w:p>
+      <w:pPr>
+        <w:spacing w:after="160"/>
+      </w:pPr>
+    </w:p>
+    <w:p>
+      <w:pPr>
+        <w:keepNext/>
+        <w:spacing w:before="120" w:after="40"/>
+        <w:jc w:val="left"/>
+      </w:pPr>
+      <w:r>
+        <w:rPr>
+          <w:rFonts w:ascii="Calibri" w:hAnsi="Calibri" w:cs="Calibri"/>
+          <w:b/>
+          <w:i w:val="0"/>
+          <w:color w:val="0F766E"/>
+          <w:sz w:val="22"/>
+        </w:rPr>
+        <w:t>5. CONDICIONES DE TRABAJO Y RIESGOS</w:t>
+      </w:r>
+    </w:p>
+    <w:p>
+      <w:pPr>
+        <w:spacing w:before="0" w:after="80" w:line="312" w:lineRule="auto"/>
+        <w:jc w:val="both"/>
+      </w:pPr>
+      <w:r>
+        <w:rPr>
+          <w:rFonts w:ascii="Calibri" w:hAnsi="Calibri" w:cs="Calibri"/>
+          <w:b w:val="0"/>
+          <w:i w:val="0"/>
+          <w:sz w:val="20"/>
+        </w:rPr>
+        <w:t>El cargo se desempeña en condiciones que implican exposición a riesgos ocupacionales específicos, los cuales están detallados en la Notificación de Riesgos correspondiente, conforme al artículo 56 de la LOPCYMAT. Las condiciones generales son:</w:t>
       </w:r>
     </w:p>
     <w:p>
@@ -2050,12 +2191,22 @@
       <w:r>
         <w:rPr>
           <w:rFonts w:ascii="Calibri" w:hAnsi="Calibri" w:cs="Calibri"/>
+          <w:b/>
+          <w:i w:val="0"/>
+          <w:color w:val="111827"/>
+          <w:sz w:val="20"/>
+        </w:rPr>
+        <w:t xml:space="preserve">Lugar de trabajo:  </w:t>
+      </w:r>
+      <w:r>
+        <w:rPr>
+          <w:rFonts w:ascii="Calibri" w:hAnsi="Calibri" w:cs="Calibri"/>
           <w:b w:val="0"/>
           <w:i w:val="0"/>
           <w:color w:val="111827"/>
           <w:sz w:val="20"/>
         </w:rPr>
-        <w:t>Calma bajo presión, especialmente en urgencias.</w:t>
+        <w:t>Clínica veterinaria ALIKA PETS (áreas de consulta, hospitalización, quirófano, laboratorio, recepción), Los Teques.</w:t>
       </w:r>
     </w:p>
     <w:p>
@@ -2077,29 +2228,22 @@
       <w:r>
         <w:rPr>
           <w:rFonts w:ascii="Calibri" w:hAnsi="Calibri" w:cs="Calibri"/>
+          <w:b/>
+          <w:i w:val="0"/>
+          <w:color w:val="111827"/>
+          <w:sz w:val="20"/>
+        </w:rPr>
+        <w:t xml:space="preserve">Jornada:  </w:t>
+      </w:r>
+      <w:r>
+        <w:rPr>
+          <w:rFonts w:ascii="Calibri" w:hAnsi="Calibri" w:cs="Calibri"/>
           <w:b w:val="0"/>
           <w:i w:val="0"/>
           <w:color w:val="111827"/>
           <w:sz w:val="20"/>
         </w:rPr>
-        <w:t>Responsabilidad y puntualidad.</w:t>
-      </w:r>
-    </w:p>
-    <w:p>
-      <w:pPr>
-        <w:keepNext/>
-        <w:spacing w:before="120" w:after="40"/>
-        <w:jc w:val="left"/>
-      </w:pPr>
-      <w:r>
-        <w:rPr>
-          <w:rFonts w:ascii="Calibri" w:hAnsi="Calibri" w:cs="Calibri"/>
-          <w:b/>
-          <w:i w:val="0"/>
-          <w:color w:val="0F766E"/>
-          <w:sz w:val="22"/>
-        </w:rPr>
-        <w:t>Requisitos académicos y legales</w:t>
+        <w:t>Tiempo completo, 40 horas semanales, con turnos rotativos.</w:t>
       </w:r>
     </w:p>
     <w:p>
@@ -2121,12 +2265,22 @@
       <w:r>
         <w:rPr>
           <w:rFonts w:ascii="Calibri" w:hAnsi="Calibri" w:cs="Calibri"/>
+          <w:b/>
+          <w:i w:val="0"/>
+          <w:color w:val="111827"/>
+          <w:sz w:val="20"/>
+        </w:rPr>
+        <w:t xml:space="preserve">EPP obligatorio:  </w:t>
+      </w:r>
+      <w:r>
+        <w:rPr>
+          <w:rFonts w:ascii="Calibri" w:hAnsi="Calibri" w:cs="Calibri"/>
           <w:b w:val="0"/>
           <w:i w:val="0"/>
           <w:color w:val="111827"/>
           <w:sz w:val="20"/>
         </w:rPr>
-        <w:t>TSU en Medicina Veterinaria, Veterinaria (trunco), Enfermería Veterinaria o afines (preferencial).</w:t>
+        <w:t>Bata impermeable, guantes de nitrilo, mascarilla quirúrgica, gafas protectoras (en limpieza), botas cerradas antideslizantes.</w:t>
       </w:r>
     </w:p>
     <w:p>
@@ -2148,29 +2302,12 @@
       <w:r>
         <w:rPr>
           <w:rFonts w:ascii="Calibri" w:hAnsi="Calibri" w:cs="Calibri"/>
-          <w:b w:val="0"/>
+          <w:b/>
           <w:i w:val="0"/>
           <w:color w:val="111827"/>
           <w:sz w:val="20"/>
         </w:rPr>
-        <w:t>Experiencia mínima de seis (6) meses en clínica veterinaria (aceptable pasantía).</w:t>
-      </w:r>
-    </w:p>
-    <w:p>
-      <w:pPr>
-        <w:spacing w:after="40" w:line="300" w:lineRule="auto"/>
-        <w:ind w:left="340" w:hanging="227"/>
-        <w:jc w:val="both"/>
-      </w:pPr>
-      <w:r>
-        <w:rPr>
-          <w:rFonts w:ascii="Calibri" w:hAnsi="Calibri" w:cs="Calibri"/>
-          <w:b/>
-          <w:i w:val="0"/>
-          <w:color w:val="0F766E"/>
-          <w:sz w:val="20"/>
-        </w:rPr>
-        <w:t xml:space="preserve">•  </w:t>
+        <w:t xml:space="preserve">Riesgos principales:  </w:t>
       </w:r>
       <w:r>
         <w:rPr>
@@ -2180,392 +2317,19 @@
           <w:color w:val="111827"/>
           <w:sz w:val="20"/>
         </w:rPr>
-        <w:t>Curso de bioseguridad NT-01-2008 (preferencial).</w:t>
+        <w:t>Mordeduras/arañazos por sujeción de animales, exposición a fluidos biológicos en limpieza de jaulas, exposición a zoonosis, pinchazos con cortopunzantes, exposición a desinfectantes químicos, trastornos musculoesqueléticos.</w:t>
       </w:r>
     </w:p>
     <w:p>
       <w:pPr>
-        <w:spacing w:after="40" w:line="300" w:lineRule="auto"/>
-        <w:ind w:left="340" w:hanging="227"/>
-        <w:jc w:val="both"/>
+        <w:spacing w:after="160"/>
       </w:pPr>
-      <w:r>
-        <w:rPr>
-          <w:rFonts w:ascii="Calibri" w:hAnsi="Calibri" w:cs="Calibri"/>
-          <w:b/>
-          <w:i w:val="0"/>
-          <w:color w:val="0F766E"/>
-          <w:sz w:val="20"/>
-        </w:rPr>
-        <w:t xml:space="preserve">•  </w:t>
-      </w:r>
-      <w:r>
-        <w:rPr>
-          <w:rFonts w:ascii="Calibri" w:hAnsi="Calibri" w:cs="Calibri"/>
-          <w:b w:val="0"/>
-          <w:i w:val="0"/>
-          <w:color w:val="111827"/>
-          <w:sz w:val="20"/>
-        </w:rPr>
-        <w:t>Inscripción vigente en IVSS, FAOV, INCES y PMSSO.</w:t>
-      </w:r>
     </w:p>
     <w:p>
       <w:pPr>
-        <w:keepNext/>
-        <w:spacing w:before="120" w:after="40"/>
-        <w:jc w:val="left"/>
-      </w:pPr>
-      <w:r>
-        <w:rPr>
-          <w:rFonts w:ascii="Calibri" w:hAnsi="Calibri" w:cs="Calibri"/>
-          <w:b/>
-          <w:i w:val="0"/>
-          <w:color w:val="0F766E"/>
-          <w:sz w:val="22"/>
-        </w:rPr>
-        <w:t>5.  CONDICIONES DE TRABAJO Y RIESGOS</w:t>
-      </w:r>
-    </w:p>
-    <w:p>
-      <w:pPr>
-        <w:spacing w:before="40" w:after="40" w:line="312" w:lineRule="auto"/>
-        <w:jc w:val="both"/>
-      </w:pPr>
-      <w:r>
-        <w:rPr>
-          <w:rFonts w:ascii="Calibri" w:hAnsi="Calibri" w:cs="Calibri"/>
-          <w:b w:val="0"/>
-          <w:i w:val="0"/>
-          <w:color w:val="111827"/>
-          <w:sz w:val="20"/>
-        </w:rPr>
-        <w:t>Lugar de trabajo: Consultorios, quirófano, hospitalización y laboratorio de la clínica veterinaria en Av. Francisco de Miranda, Local N° 1, Los Teques, Miranda.</w:t>
-      </w:r>
-    </w:p>
-    <w:p>
-      <w:pPr>
-        <w:spacing w:before="0" w:after="40" w:line="312" w:lineRule="auto"/>
-        <w:jc w:val="both"/>
-      </w:pPr>
-      <w:r>
-        <w:rPr>
-          <w:rFonts w:ascii="Calibri" w:hAnsi="Calibri" w:cs="Calibri"/>
-          <w:b w:val="0"/>
-          <w:i w:val="0"/>
-          <w:color w:val="111827"/>
-          <w:sz w:val="20"/>
-        </w:rPr>
-        <w:t>Jornada: Jornada mixta de lunes a sábado, 44 horas semanales con un día libre rotativo (LOTTT art. 173). Posibilidad de cubrir guardias de fin de semana para hospitalizados.</w:t>
-      </w:r>
-    </w:p>
-    <w:p>
-      <w:pPr>
-        <w:spacing w:before="80" w:after="20" w:line="312" w:lineRule="auto"/>
-        <w:jc w:val="both"/>
-      </w:pPr>
-      <w:r>
-        <w:rPr>
-          <w:rFonts w:ascii="Calibri" w:hAnsi="Calibri" w:cs="Calibri"/>
-          <w:b/>
-          <w:i w:val="0"/>
-          <w:color w:val="0F766E"/>
-          <w:sz w:val="20"/>
-        </w:rPr>
-        <w:t>Equipos de protección personal (EPP) obligatorios:</w:t>
-      </w:r>
-    </w:p>
-    <w:p>
-      <w:pPr>
-        <w:spacing w:after="40" w:line="300" w:lineRule="auto"/>
-        <w:ind w:left="340" w:hanging="227"/>
-        <w:jc w:val="both"/>
-      </w:pPr>
-      <w:r>
-        <w:rPr>
-          <w:rFonts w:ascii="Calibri" w:hAnsi="Calibri" w:cs="Calibri"/>
-          <w:b/>
-          <w:i w:val="0"/>
-          <w:color w:val="0F766E"/>
-          <w:sz w:val="20"/>
-        </w:rPr>
-        <w:t xml:space="preserve">•  </w:t>
-      </w:r>
-      <w:r>
-        <w:rPr>
-          <w:rFonts w:ascii="Calibri" w:hAnsi="Calibri" w:cs="Calibri"/>
-          <w:b w:val="0"/>
-          <w:i w:val="0"/>
-          <w:color w:val="111827"/>
-          <w:sz w:val="20"/>
-        </w:rPr>
-        <w:t>Uniforme clínico (scrub) institucional, carné identificatorio.</w:t>
-      </w:r>
-    </w:p>
-    <w:p>
-      <w:pPr>
-        <w:spacing w:after="40" w:line="300" w:lineRule="auto"/>
-        <w:ind w:left="340" w:hanging="227"/>
-        <w:jc w:val="both"/>
-      </w:pPr>
-      <w:r>
-        <w:rPr>
-          <w:rFonts w:ascii="Calibri" w:hAnsi="Calibri" w:cs="Calibri"/>
-          <w:b/>
-          <w:i w:val="0"/>
-          <w:color w:val="0F766E"/>
-          <w:sz w:val="20"/>
-        </w:rPr>
-        <w:t xml:space="preserve">•  </w:t>
-      </w:r>
-      <w:r>
-        <w:rPr>
-          <w:rFonts w:ascii="Calibri" w:hAnsi="Calibri" w:cs="Calibri"/>
-          <w:b w:val="0"/>
-          <w:i w:val="0"/>
-          <w:color w:val="111827"/>
-          <w:sz w:val="20"/>
-        </w:rPr>
-        <w:t>Guantes de nitrilo, mascarilla quirúrgica, gafas de protección.</w:t>
-      </w:r>
-    </w:p>
-    <w:p>
-      <w:pPr>
-        <w:spacing w:after="40" w:line="300" w:lineRule="auto"/>
-        <w:ind w:left="340" w:hanging="227"/>
-        <w:jc w:val="both"/>
-      </w:pPr>
-      <w:r>
-        <w:rPr>
-          <w:rFonts w:ascii="Calibri" w:hAnsi="Calibri" w:cs="Calibri"/>
-          <w:b/>
-          <w:i w:val="0"/>
-          <w:color w:val="0F766E"/>
-          <w:sz w:val="20"/>
-        </w:rPr>
-        <w:t xml:space="preserve">•  </w:t>
-      </w:r>
-      <w:r>
-        <w:rPr>
-          <w:rFonts w:ascii="Calibri" w:hAnsi="Calibri" w:cs="Calibri"/>
-          <w:b w:val="0"/>
-          <w:i w:val="0"/>
-          <w:color w:val="111827"/>
-          <w:sz w:val="20"/>
-        </w:rPr>
-        <w:t>Calzado cerrado antideslizante.</w:t>
-      </w:r>
-    </w:p>
-    <w:p>
-      <w:pPr>
-        <w:spacing w:after="40" w:line="300" w:lineRule="auto"/>
-        <w:ind w:left="340" w:hanging="227"/>
-        <w:jc w:val="both"/>
-      </w:pPr>
-      <w:r>
-        <w:rPr>
-          <w:rFonts w:ascii="Calibri" w:hAnsi="Calibri" w:cs="Calibri"/>
-          <w:b/>
-          <w:i w:val="0"/>
-          <w:color w:val="0F766E"/>
-          <w:sz w:val="20"/>
-        </w:rPr>
-        <w:t xml:space="preserve">•  </w:t>
-      </w:r>
-      <w:r>
-        <w:rPr>
-          <w:rFonts w:ascii="Calibri" w:hAnsi="Calibri" w:cs="Calibri"/>
-          <w:b w:val="0"/>
-          <w:i w:val="0"/>
-          <w:color w:val="111827"/>
-          <w:sz w:val="20"/>
-        </w:rPr>
-        <w:t>Gorro quirúrgico y bata estéril en sala de operaciones.</w:t>
-      </w:r>
-    </w:p>
-    <w:p>
-      <w:pPr>
-        <w:spacing w:before="80" w:after="20" w:line="312" w:lineRule="auto"/>
-        <w:jc w:val="both"/>
-      </w:pPr>
-      <w:r>
-        <w:rPr>
-          <w:rFonts w:ascii="Calibri" w:hAnsi="Calibri" w:cs="Calibri"/>
-          <w:b/>
-          <w:i w:val="0"/>
-          <w:color w:val="0F766E"/>
-          <w:sz w:val="20"/>
-        </w:rPr>
-        <w:t>Riesgos principales del cargo:</w:t>
-      </w:r>
-    </w:p>
-    <w:p>
-      <w:pPr>
-        <w:spacing w:after="40" w:line="300" w:lineRule="auto"/>
-        <w:ind w:left="340" w:hanging="227"/>
-        <w:jc w:val="both"/>
-      </w:pPr>
-      <w:r>
-        <w:rPr>
-          <w:rFonts w:ascii="Calibri" w:hAnsi="Calibri" w:cs="Calibri"/>
-          <w:b/>
-          <w:i w:val="0"/>
-          <w:color w:val="0F766E"/>
-          <w:sz w:val="20"/>
-        </w:rPr>
-        <w:t xml:space="preserve">•  </w:t>
-      </w:r>
-      <w:r>
-        <w:rPr>
-          <w:rFonts w:ascii="Calibri" w:hAnsi="Calibri" w:cs="Calibri"/>
-          <w:b w:val="0"/>
-          <w:i w:val="0"/>
-          <w:color w:val="111827"/>
-          <w:sz w:val="20"/>
-        </w:rPr>
-        <w:t>Biológico por exposición a fluidos, secreciones y zoonosis (rabia, leptospirosis, tiña, sarna).</w:t>
-      </w:r>
-    </w:p>
-    <w:p>
-      <w:pPr>
-        <w:spacing w:after="40" w:line="300" w:lineRule="auto"/>
-        <w:ind w:left="340" w:hanging="227"/>
-        <w:jc w:val="both"/>
-      </w:pPr>
-      <w:r>
-        <w:rPr>
-          <w:rFonts w:ascii="Calibri" w:hAnsi="Calibri" w:cs="Calibri"/>
-          <w:b/>
-          <w:i w:val="0"/>
-          <w:color w:val="0F766E"/>
-          <w:sz w:val="20"/>
-        </w:rPr>
-        <w:t xml:space="preserve">•  </w:t>
-      </w:r>
-      <w:r>
-        <w:rPr>
-          <w:rFonts w:ascii="Calibri" w:hAnsi="Calibri" w:cs="Calibri"/>
-          <w:b w:val="0"/>
-          <w:i w:val="0"/>
-          <w:color w:val="111827"/>
-          <w:sz w:val="20"/>
-        </w:rPr>
-        <w:t>Por mordedura, arañazo o patada de animales (Protocolo de Mordeduras/Zoonosis).</w:t>
-      </w:r>
-    </w:p>
-    <w:p>
-      <w:pPr>
-        <w:spacing w:after="40" w:line="300" w:lineRule="auto"/>
-        <w:ind w:left="340" w:hanging="227"/>
-        <w:jc w:val="both"/>
-      </w:pPr>
-      <w:r>
-        <w:rPr>
-          <w:rFonts w:ascii="Calibri" w:hAnsi="Calibri" w:cs="Calibri"/>
-          <w:b/>
-          <w:i w:val="0"/>
-          <w:color w:val="0F766E"/>
-          <w:sz w:val="20"/>
-        </w:rPr>
-        <w:t xml:space="preserve">•  </w:t>
-      </w:r>
-      <w:r>
-        <w:rPr>
-          <w:rFonts w:ascii="Calibri" w:hAnsi="Calibri" w:cs="Calibri"/>
-          <w:b w:val="0"/>
-          <w:i w:val="0"/>
-          <w:color w:val="111827"/>
-          <w:sz w:val="20"/>
-        </w:rPr>
-        <w:t>Ergonómico por levantamiento de animales y posturas prolongadas.</w:t>
-      </w:r>
-    </w:p>
-    <w:p>
-      <w:pPr>
-        <w:spacing w:after="40" w:line="300" w:lineRule="auto"/>
-        <w:ind w:left="340" w:hanging="227"/>
-        <w:jc w:val="both"/>
-      </w:pPr>
-      <w:r>
-        <w:rPr>
-          <w:rFonts w:ascii="Calibri" w:hAnsi="Calibri" w:cs="Calibri"/>
-          <w:b/>
-          <w:i w:val="0"/>
-          <w:color w:val="0F766E"/>
-          <w:sz w:val="20"/>
-        </w:rPr>
-        <w:t xml:space="preserve">•  </w:t>
-      </w:r>
-      <w:r>
-        <w:rPr>
-          <w:rFonts w:ascii="Calibri" w:hAnsi="Calibri" w:cs="Calibri"/>
-          <w:b w:val="0"/>
-          <w:i w:val="0"/>
-          <w:color w:val="111827"/>
-          <w:sz w:val="20"/>
-        </w:rPr>
-        <w:t>Químico por desinfectantes, anestésicos y fármacos.</w:t>
-      </w:r>
-    </w:p>
-    <w:p>
-      <w:pPr>
-        <w:spacing w:after="40" w:line="300" w:lineRule="auto"/>
-        <w:ind w:left="340" w:hanging="227"/>
-        <w:jc w:val="both"/>
-      </w:pPr>
-      <w:r>
-        <w:rPr>
-          <w:rFonts w:ascii="Calibri" w:hAnsi="Calibri" w:cs="Calibri"/>
-          <w:b/>
-          <w:i w:val="0"/>
-          <w:color w:val="0F766E"/>
-          <w:sz w:val="20"/>
-        </w:rPr>
-        <w:t xml:space="preserve">•  </w:t>
-      </w:r>
-      <w:r>
-        <w:rPr>
-          <w:rFonts w:ascii="Calibri" w:hAnsi="Calibri" w:cs="Calibri"/>
-          <w:b w:val="0"/>
-          <w:i w:val="0"/>
-          <w:color w:val="111827"/>
-          <w:sz w:val="20"/>
-        </w:rPr>
-        <w:t>Cortopunzante por agujas, bisturíes yrotura de material de vidrio.</w:t>
-      </w:r>
-    </w:p>
-    <w:p>
-      <w:pPr>
-        <w:spacing w:after="40" w:line="300" w:lineRule="auto"/>
-        <w:ind w:left="340" w:hanging="227"/>
-        <w:jc w:val="both"/>
-      </w:pPr>
-      <w:r>
-        <w:rPr>
-          <w:rFonts w:ascii="Calibri" w:hAnsi="Calibri" w:cs="Calibri"/>
-          <w:b/>
-          <w:i w:val="0"/>
-          <w:color w:val="0F766E"/>
-          <w:sz w:val="20"/>
-        </w:rPr>
-        <w:t xml:space="preserve">•  </w:t>
-      </w:r>
-      <w:r>
-        <w:rPr>
-          <w:rFonts w:ascii="Calibri" w:hAnsi="Calibri" w:cs="Calibri"/>
-          <w:b w:val="0"/>
-          <w:i w:val="0"/>
-          <w:color w:val="111827"/>
-          <w:sz w:val="20"/>
-        </w:rPr>
-        <w:t>Psicosocial por trabajo bajo presión y carga emocional.</w:t>
-      </w:r>
-    </w:p>
-    <w:p>
-      <w:pPr>
-        <w:spacing w:before="160" w:after="120"/>
+        <w:spacing w:before="200" w:after="120"/>
         <w:pBdr>
-          <w:bottom w:val="single" w:sz="8" w:space="1" w:color="0F766E"/>
+          <w:bottom w:val="single" w:sz="6" w:space="1" w:color="0F766E"/>
         </w:pBdr>
       </w:pPr>
     </w:p>
@@ -2583,12 +2347,12 @@
           <w:color w:val="0F766E"/>
           <w:sz w:val="22"/>
         </w:rPr>
-        <w:t>CARTA DE RECEPCIÓN Y ACEPTACIÓN</w:t>
+        <w:t>CARTA DE RECEPCIÓN DE LA DESCRIPCIÓN DE CARGO</w:t>
       </w:r>
     </w:p>
     <w:p>
       <w:pPr>
-        <w:spacing w:before="0" w:after="80" w:line="312" w:lineRule="auto"/>
+        <w:spacing w:before="0" w:after="120" w:line="312" w:lineRule="auto"/>
         <w:jc w:val="both"/>
       </w:pPr>
       <w:r>
@@ -2598,7 +2362,7 @@
           <w:i w:val="0"/>
           <w:sz w:val="20"/>
         </w:rPr>
-        <w:t>Yo, _____________________________________________, titular de la cédula de identidad N° V-___________________, en mi condición de trabajador(a) de GRUPO CAVAL 1003, C.A. (ALIKA PETS), designado(a) para el cargo de AUXILIAR VETERINARIO, declaro por medio de la presente que:</w:t>
+        <w:t>Yo, _____________________________________________, titular de la cédula de identidad N° V-___________________, en mi condición de trabajador(a) de GRUPO CAVAL 1003, C.A. (ALIKA PETS), designado(a) para el cargo de AUXILIAR VETERINARIO(A), declaro por medio de la presente que:</w:t>
       </w:r>
     </w:p>
     <w:p>
@@ -2635,7 +2399,7 @@
           <w:color w:val="111827"/>
           <w:sz w:val="20"/>
         </w:rPr>
-        <w:t>He recibido copia íntegra y legible del documento titulado «Descripción de Cargo — AUXILIAR VETERINARIO», así como las explicaciones verbales necesarias para su correcta comprensión.</w:t>
+        <w:t>He recibido copia íntegra y legible de la Descripción de Cargo correspondiente a mi posición, así como las explicaciones verbales necesarias para su correcta comprensión.</w:t>
       </w:r>
     </w:p>
     <w:p>
@@ -2672,7 +2436,7 @@
           <w:color w:val="111827"/>
           <w:sz w:val="20"/>
         </w:rPr>
-        <w:t>He leído en su totalidad el contenido del mencionado documento, comprendo mis funciones, responsabilidades, competencias y condiciones de trabajo, y me comprometo a cumplirlas fielmente durante toda la vigencia de mi relación laboral con la empresa.</w:t>
+        <w:t>He leído en su totalidad el contenido del mencionado documento, comprendo las funciones, deberes y responsabilidades asignadas a mi cargo, y me comprometo a cumplirlas fielmente durante toda la vigencia de mi relación laboral con la empresa.</w:t>
       </w:r>
     </w:p>
     <w:p>
@@ -2709,7 +2473,7 @@
           <w:color w:val="111827"/>
           <w:sz w:val="20"/>
         </w:rPr>
-        <w:t>Entiendo que el incumplimiento de las disposiciones aquí contenidas podrá dar lugar a las sanciones disciplinarias previstas en el Reglamento Interno de Trabajo y, según la gravedad, a la terminación de la relación laboral por causa justificada conforme al artículo 79 de la Ley Orgánica del Trabajo, los Trabajadores y las Trabajadoras (LOTTT).</w:t>
+        <w:t>Reconozco que las funciones aquí descritas me fueron suficientemente explicadas y notificadas por la empresa, conforme al artículo 26 de la Ley Orgánica del Trabajo, los Trabajadores y las Trabajadoras (LOTTT).</w:t>
       </w:r>
     </w:p>
     <w:p>
@@ -2746,7 +2510,7 @@
           <w:color w:val="111827"/>
           <w:sz w:val="20"/>
         </w:rPr>
-        <w:t>Acepto que la presente firma constituye prueba fehaciente de la entrega y recepción del documento, renunciando a alegar desconocimiento de su contenido.</w:t>
+        <w:t>Acepto que la presente firma constituye prueba fehaciente de la entrega y recepción del documento, renunciando a alegar desconocimiento de las funciones asignadas.</w:t>
       </w:r>
     </w:p>
     <w:p>
@@ -2996,7 +2760,7 @@
     <w:sectPr>
       <w:footerReference w:type="default" r:id="rId9"/>
       <w:pgSz w:w="11906" w:h="16838"/>
-      <w:pgMar w:top="1134" w:right="1134" w:bottom="1134" w:left="1134" w:header="720" w:footer="720" w:gutter="0"/>
+      <w:pgMar w:top="1020" w:right="1020" w:bottom="1020" w:left="1020" w:header="720" w:footer="720" w:gutter="0"/>
       <w:cols w:space="720"/>
       <w:docGrid w:linePitch="360"/>
     </w:sectPr>
@@ -3019,7 +2783,7 @@
         <w:color w:val="9098A8"/>
         <w:sz w:val="16"/>
       </w:rPr>
-      <w:t xml:space="preserve">ALIKA PETS  ·  Grupo Caval 1003, C.A.  ·  RIF J501662533  ·  Descripción Cargo — Auxiliar Veterinario v3.0  ·  Página </w:t>
+      <w:t xml:space="preserve">ALIKA PETS  ·  Grupo Caval 1003, C.A.  ·  RIF J501662533  ·  Descripción Cargo — Auxiliar Veterinario(a) v3.2  ·  Página </w:t>
     </w:r>
     <w:r>
       <w:rPr>

--- a/03_DESCRIPCION_DE_CARGOS/03e_Funciones_Auxiliar_Veterinario.docx
+++ b/03_DESCRIPCION_DE_CARGOS/03e_Funciones_Auxiliar_Veterinario.docx
@@ -127,7 +127,7 @@
                 <w:color w:val="9098A8"/>
                 <w:sz w:val="16"/>
               </w:rPr>
-              <w:t>Versión 3.2  ·  RR.HH.</w:t>
+              <w:t>Versión 3.3  ·  RR.HH.</w:t>
             </w:r>
           </w:p>
         </w:tc>
@@ -1022,7 +1022,7 @@
           <w:color w:val="111827"/>
           <w:sz w:val="20"/>
         </w:rPr>
-        <w:t>Retirar catéteres, puntos.</w:t>
+        <w:t>Retirar catéteres y puntos.</w:t>
       </w:r>
     </w:p>
     <w:p>
@@ -1094,6 +1094,33 @@
           <w:sz w:val="20"/>
         </w:rPr>
         <w:t>Operar centrífuga, microscopio y analizadores.</w:t>
+      </w:r>
+    </w:p>
+    <w:p>
+      <w:pPr>
+        <w:spacing w:after="40" w:line="300" w:lineRule="auto"/>
+        <w:ind w:left="340" w:hanging="227"/>
+        <w:jc w:val="both"/>
+      </w:pPr>
+      <w:r>
+        <w:rPr>
+          <w:rFonts w:ascii="Calibri" w:hAnsi="Calibri" w:cs="Calibri"/>
+          <w:b/>
+          <w:i w:val="0"/>
+          <w:color w:val="0F766E"/>
+          <w:sz w:val="20"/>
+        </w:rPr>
+        <w:t xml:space="preserve">•  </w:t>
+      </w:r>
+      <w:r>
+        <w:rPr>
+          <w:rFonts w:ascii="Calibri" w:hAnsi="Calibri" w:cs="Calibri"/>
+          <w:b w:val="0"/>
+          <w:i w:val="0"/>
+          <w:color w:val="111827"/>
+          <w:sz w:val="20"/>
+        </w:rPr>
+        <w:t>Realizar mantenimiento básico de equipos de laboratorio (limpieza, calibración, reporte de fallas).</w:t>
       </w:r>
     </w:p>
     <w:p>
@@ -1343,7 +1370,7 @@
           <w:color w:val="111827"/>
           <w:sz w:val="20"/>
         </w:rPr>
-        <w:t>Rondas de control por turno.</w:t>
+        <w:t>Rondas de control por turno y registro de signos vitales en historia clínica.</w:t>
       </w:r>
     </w:p>
     <w:p>
@@ -1371,6 +1398,33 @@
           <w:sz w:val="20"/>
         </w:rPr>
         <w:t>Limpiar y desinfectar jaulas y comederos.</w:t>
+      </w:r>
+    </w:p>
+    <w:p>
+      <w:pPr>
+        <w:spacing w:after="40" w:line="300" w:lineRule="auto"/>
+        <w:ind w:left="340" w:hanging="227"/>
+        <w:jc w:val="both"/>
+      </w:pPr>
+      <w:r>
+        <w:rPr>
+          <w:rFonts w:ascii="Calibri" w:hAnsi="Calibri" w:cs="Calibri"/>
+          <w:b/>
+          <w:i w:val="0"/>
+          <w:color w:val="0F766E"/>
+          <w:sz w:val="20"/>
+        </w:rPr>
+        <w:t xml:space="preserve">•  </w:t>
+      </w:r>
+      <w:r>
+        <w:rPr>
+          <w:rFonts w:ascii="Calibri" w:hAnsi="Calibri" w:cs="Calibri"/>
+          <w:b w:val="0"/>
+          <w:i w:val="0"/>
+          <w:color w:val="111827"/>
+          <w:sz w:val="20"/>
+        </w:rPr>
+        <w:t>Reportar al MV cualquier cambio en el estado del paciente hospitalizado.</w:t>
       </w:r>
     </w:p>
     <w:p>
@@ -1527,6 +1581,185 @@
     </w:p>
     <w:p>
       <w:pPr>
+        <w:spacing w:after="40" w:line="300" w:lineRule="auto"/>
+        <w:ind w:left="340" w:hanging="227"/>
+        <w:jc w:val="both"/>
+      </w:pPr>
+      <w:r>
+        <w:rPr>
+          <w:rFonts w:ascii="Calibri" w:hAnsi="Calibri" w:cs="Calibri"/>
+          <w:b/>
+          <w:i w:val="0"/>
+          <w:color w:val="0F766E"/>
+          <w:sz w:val="20"/>
+        </w:rPr>
+        <w:t xml:space="preserve">•  </w:t>
+      </w:r>
+      <w:r>
+        <w:rPr>
+          <w:rFonts w:ascii="Calibri" w:hAnsi="Calibri" w:cs="Calibri"/>
+          <w:b w:val="0"/>
+          <w:i w:val="0"/>
+          <w:color w:val="111827"/>
+          <w:sz w:val="20"/>
+        </w:rPr>
+        <w:t>Atender llamadas y consultas sobre los servicios de la clínica.</w:t>
+      </w:r>
+    </w:p>
+    <w:p>
+      <w:pPr>
+        <w:spacing w:after="40" w:line="300" w:lineRule="auto"/>
+        <w:ind w:left="340" w:hanging="227"/>
+        <w:jc w:val="both"/>
+      </w:pPr>
+      <w:r>
+        <w:rPr>
+          <w:rFonts w:ascii="Calibri" w:hAnsi="Calibri" w:cs="Calibri"/>
+          <w:b/>
+          <w:i w:val="0"/>
+          <w:color w:val="0F766E"/>
+          <w:sz w:val="20"/>
+        </w:rPr>
+        <w:t xml:space="preserve">•  </w:t>
+      </w:r>
+      <w:r>
+        <w:rPr>
+          <w:rFonts w:ascii="Calibri" w:hAnsi="Calibri" w:cs="Calibri"/>
+          <w:b w:val="0"/>
+          <w:i w:val="0"/>
+          <w:color w:val="111827"/>
+          <w:sz w:val="20"/>
+        </w:rPr>
+        <w:t>Programar y confirmar citas de consulta, control, vacunación y desparasitación.</w:t>
+      </w:r>
+    </w:p>
+    <w:p>
+      <w:pPr>
+        <w:keepNext/>
+        <w:spacing w:before="120" w:after="40"/>
+        <w:jc w:val="left"/>
+      </w:pPr>
+      <w:r>
+        <w:rPr>
+          <w:rFonts w:ascii="Calibri" w:hAnsi="Calibri" w:cs="Calibri"/>
+          <w:b/>
+          <w:i w:val="0"/>
+          <w:color w:val="0F766E"/>
+          <w:sz w:val="20"/>
+        </w:rPr>
+        <w:t>▸ CONTROL DE MEDICAMENTOS E INSUMOS</w:t>
+      </w:r>
+    </w:p>
+    <w:p>
+      <w:pPr>
+        <w:spacing w:after="40" w:line="300" w:lineRule="auto"/>
+        <w:ind w:left="340" w:hanging="227"/>
+        <w:jc w:val="both"/>
+      </w:pPr>
+      <w:r>
+        <w:rPr>
+          <w:rFonts w:ascii="Calibri" w:hAnsi="Calibri" w:cs="Calibri"/>
+          <w:b/>
+          <w:i w:val="0"/>
+          <w:color w:val="0F766E"/>
+          <w:sz w:val="20"/>
+        </w:rPr>
+        <w:t xml:space="preserve">•  </w:t>
+      </w:r>
+      <w:r>
+        <w:rPr>
+          <w:rFonts w:ascii="Calibri" w:hAnsi="Calibri" w:cs="Calibri"/>
+          <w:b w:val="0"/>
+          <w:i w:val="0"/>
+          <w:color w:val="111827"/>
+          <w:sz w:val="20"/>
+        </w:rPr>
+        <w:t>Verificar y reportar niveles de stock de medicamentos e insumos médicos al Encargado(a) de Clínica.</w:t>
+      </w:r>
+    </w:p>
+    <w:p>
+      <w:pPr>
+        <w:spacing w:after="40" w:line="300" w:lineRule="auto"/>
+        <w:ind w:left="340" w:hanging="227"/>
+        <w:jc w:val="both"/>
+      </w:pPr>
+      <w:r>
+        <w:rPr>
+          <w:rFonts w:ascii="Calibri" w:hAnsi="Calibri" w:cs="Calibri"/>
+          <w:b/>
+          <w:i w:val="0"/>
+          <w:color w:val="0F766E"/>
+          <w:sz w:val="20"/>
+        </w:rPr>
+        <w:t xml:space="preserve">•  </w:t>
+      </w:r>
+      <w:r>
+        <w:rPr>
+          <w:rFonts w:ascii="Calibri" w:hAnsi="Calibri" w:cs="Calibri"/>
+          <w:b w:val="0"/>
+          <w:i w:val="0"/>
+          <w:color w:val="111827"/>
+          <w:sz w:val="20"/>
+        </w:rPr>
+        <w:t>Verificar y reportar fechas de vencimiento de medicamentos.</w:t>
+      </w:r>
+    </w:p>
+    <w:p>
+      <w:pPr>
+        <w:spacing w:after="40" w:line="300" w:lineRule="auto"/>
+        <w:ind w:left="340" w:hanging="227"/>
+        <w:jc w:val="both"/>
+      </w:pPr>
+      <w:r>
+        <w:rPr>
+          <w:rFonts w:ascii="Calibri" w:hAnsi="Calibri" w:cs="Calibri"/>
+          <w:b/>
+          <w:i w:val="0"/>
+          <w:color w:val="0F766E"/>
+          <w:sz w:val="20"/>
+        </w:rPr>
+        <w:t xml:space="preserve">•  </w:t>
+      </w:r>
+      <w:r>
+        <w:rPr>
+          <w:rFonts w:ascii="Calibri" w:hAnsi="Calibri" w:cs="Calibri"/>
+          <w:b w:val="0"/>
+          <w:i w:val="0"/>
+          <w:color w:val="111827"/>
+          <w:sz w:val="20"/>
+        </w:rPr>
+        <w:t>Manejar y segregar residuos biológicos peligrosos (jeringas, gasas contaminadas, órganos) conforme a la norma COVENIN 2747-93.</w:t>
+      </w:r>
+    </w:p>
+    <w:p>
+      <w:pPr>
+        <w:spacing w:after="40" w:line="300" w:lineRule="auto"/>
+        <w:ind w:left="340" w:hanging="227"/>
+        <w:jc w:val="both"/>
+      </w:pPr>
+      <w:r>
+        <w:rPr>
+          <w:rFonts w:ascii="Calibri" w:hAnsi="Calibri" w:cs="Calibri"/>
+          <w:b/>
+          <w:i w:val="0"/>
+          <w:color w:val="0F766E"/>
+          <w:sz w:val="20"/>
+        </w:rPr>
+        <w:t xml:space="preserve">•  </w:t>
+      </w:r>
+      <w:r>
+        <w:rPr>
+          <w:rFonts w:ascii="Calibri" w:hAnsi="Calibri" w:cs="Calibri"/>
+          <w:b w:val="0"/>
+          <w:i w:val="0"/>
+          <w:color w:val="111827"/>
+          <w:sz w:val="20"/>
+        </w:rPr>
+        <w:t>Manejar y disponer adecuadamente de cadáveres de animales conforme a las normas sanitarias.</w:t>
+      </w:r>
+    </w:p>
+    <w:p>
+      <w:pPr>
         <w:keepNext/>
         <w:spacing w:before="120" w:after="40"/>
         <w:jc w:val="left"/>
@@ -1593,7 +1826,7 @@
           <w:color w:val="111827"/>
           <w:sz w:val="20"/>
         </w:rPr>
-        <w:t>Segregar residuos por color de bolsa.</w:t>
+        <w:t>Segregar residuos por color de bolsa (rojo=bioinfeccioso, negro=común, amarillo=cortopunzante, verde=reciclable).</w:t>
       </w:r>
     </w:p>
     <w:p>
@@ -1621,6 +1854,310 @@
           <w:sz w:val="20"/>
         </w:rPr>
         <w:t>Esterilizar instrumental (autoclave).</w:t>
+      </w:r>
+    </w:p>
+    <w:p>
+      <w:pPr>
+        <w:spacing w:after="40" w:line="300" w:lineRule="auto"/>
+        <w:ind w:left="340" w:hanging="227"/>
+        <w:jc w:val="both"/>
+      </w:pPr>
+      <w:r>
+        <w:rPr>
+          <w:rFonts w:ascii="Calibri" w:hAnsi="Calibri" w:cs="Calibri"/>
+          <w:b/>
+          <w:i w:val="0"/>
+          <w:color w:val="0F766E"/>
+          <w:sz w:val="20"/>
+        </w:rPr>
+        <w:t xml:space="preserve">•  </w:t>
+      </w:r>
+      <w:r>
+        <w:rPr>
+          <w:rFonts w:ascii="Calibri" w:hAnsi="Calibri" w:cs="Calibri"/>
+          <w:b w:val="0"/>
+          <w:i w:val="0"/>
+          <w:color w:val="111827"/>
+          <w:sz w:val="20"/>
+        </w:rPr>
+        <w:t>Realizar mantenimiento básico de la autoclave (limpieza, control de presión, reporte de fallas).</w:t>
+      </w:r>
+    </w:p>
+    <w:p>
+      <w:pPr>
+        <w:spacing w:after="40" w:line="300" w:lineRule="auto"/>
+        <w:ind w:left="340" w:hanging="227"/>
+        <w:jc w:val="both"/>
+      </w:pPr>
+      <w:r>
+        <w:rPr>
+          <w:rFonts w:ascii="Calibri" w:hAnsi="Calibri" w:cs="Calibri"/>
+          <w:b/>
+          <w:i w:val="0"/>
+          <w:color w:val="0F766E"/>
+          <w:sz w:val="20"/>
+        </w:rPr>
+        <w:t xml:space="preserve">•  </w:t>
+      </w:r>
+      <w:r>
+        <w:rPr>
+          <w:rFonts w:ascii="Calibri" w:hAnsi="Calibri" w:cs="Calibri"/>
+          <w:b w:val="0"/>
+          <w:i w:val="0"/>
+          <w:color w:val="111827"/>
+          <w:sz w:val="20"/>
+        </w:rPr>
+        <w:t>Usar obligatoriamente el EPP asignado (bata, guantes, mascarilla, gafas, botas).</w:t>
+      </w:r>
+    </w:p>
+    <w:p>
+      <w:pPr>
+        <w:spacing w:after="40" w:line="300" w:lineRule="auto"/>
+        <w:ind w:left="340" w:hanging="227"/>
+        <w:jc w:val="both"/>
+      </w:pPr>
+      <w:r>
+        <w:rPr>
+          <w:rFonts w:ascii="Calibri" w:hAnsi="Calibri" w:cs="Calibri"/>
+          <w:b/>
+          <w:i w:val="0"/>
+          <w:color w:val="0F766E"/>
+          <w:sz w:val="20"/>
+        </w:rPr>
+        <w:t xml:space="preserve">•  </w:t>
+      </w:r>
+      <w:r>
+        <w:rPr>
+          <w:rFonts w:ascii="Calibri" w:hAnsi="Calibri" w:cs="Calibri"/>
+          <w:b w:val="0"/>
+          <w:i w:val="0"/>
+          <w:color w:val="111827"/>
+          <w:sz w:val="20"/>
+        </w:rPr>
+        <w:t>Mantener vacuna antirrábica pre-exposición vigente.</w:t>
+      </w:r>
+    </w:p>
+    <w:p>
+      <w:pPr>
+        <w:keepNext/>
+        <w:spacing w:before="120" w:after="40"/>
+        <w:jc w:val="left"/>
+      </w:pPr>
+      <w:r>
+        <w:rPr>
+          <w:rFonts w:ascii="Calibri" w:hAnsi="Calibri" w:cs="Calibri"/>
+          <w:b/>
+          <w:i w:val="0"/>
+          <w:color w:val="0F766E"/>
+          <w:sz w:val="20"/>
+        </w:rPr>
+        <w:t>▸ LOPCYMAT Y REPORTES</w:t>
+      </w:r>
+    </w:p>
+    <w:p>
+      <w:pPr>
+        <w:spacing w:after="40" w:line="300" w:lineRule="auto"/>
+        <w:ind w:left="340" w:hanging="227"/>
+        <w:jc w:val="both"/>
+      </w:pPr>
+      <w:r>
+        <w:rPr>
+          <w:rFonts w:ascii="Calibri" w:hAnsi="Calibri" w:cs="Calibri"/>
+          <w:b/>
+          <w:i w:val="0"/>
+          <w:color w:val="0F766E"/>
+          <w:sz w:val="20"/>
+        </w:rPr>
+        <w:t xml:space="preserve">•  </w:t>
+      </w:r>
+      <w:r>
+        <w:rPr>
+          <w:rFonts w:ascii="Calibri" w:hAnsi="Calibri" w:cs="Calibri"/>
+          <w:b w:val="0"/>
+          <w:i w:val="0"/>
+          <w:color w:val="111827"/>
+          <w:sz w:val="20"/>
+        </w:rPr>
+        <w:t>Reportar inmediatamente al Encargado(a) de Clínica o al Gerente cualquier incidente, accidente o casi-accidente (mordeduras, arañazos, cortes con agujas, exposición a fluidos, caídas).</w:t>
+      </w:r>
+    </w:p>
+    <w:p>
+      <w:pPr>
+        <w:spacing w:after="40" w:line="300" w:lineRule="auto"/>
+        <w:ind w:left="340" w:hanging="227"/>
+        <w:jc w:val="both"/>
+      </w:pPr>
+      <w:r>
+        <w:rPr>
+          <w:rFonts w:ascii="Calibri" w:hAnsi="Calibri" w:cs="Calibri"/>
+          <w:b/>
+          <w:i w:val="0"/>
+          <w:color w:val="0F766E"/>
+          <w:sz w:val="20"/>
+        </w:rPr>
+        <w:t xml:space="preserve">•  </w:t>
+      </w:r>
+      <w:r>
+        <w:rPr>
+          <w:rFonts w:ascii="Calibri" w:hAnsi="Calibri" w:cs="Calibri"/>
+          <w:b w:val="0"/>
+          <w:i w:val="0"/>
+          <w:color w:val="111827"/>
+          <w:sz w:val="20"/>
+        </w:rPr>
+        <w:t>Participar en las capacitaciones de seguridad y salud laboral que programe la empresa.</w:t>
+      </w:r>
+    </w:p>
+    <w:p>
+      <w:pPr>
+        <w:spacing w:after="40" w:line="300" w:lineRule="auto"/>
+        <w:ind w:left="340" w:hanging="227"/>
+        <w:jc w:val="both"/>
+      </w:pPr>
+      <w:r>
+        <w:rPr>
+          <w:rFonts w:ascii="Calibri" w:hAnsi="Calibri" w:cs="Calibri"/>
+          <w:b/>
+          <w:i w:val="0"/>
+          <w:color w:val="0F766E"/>
+          <w:sz w:val="20"/>
+        </w:rPr>
+        <w:t xml:space="preserve">•  </w:t>
+      </w:r>
+      <w:r>
+        <w:rPr>
+          <w:rFonts w:ascii="Calibri" w:hAnsi="Calibri" w:cs="Calibri"/>
+          <w:b w:val="0"/>
+          <w:i w:val="0"/>
+          <w:color w:val="111827"/>
+          <w:sz w:val="20"/>
+        </w:rPr>
+        <w:t>Atender y cumplir las instrucciones del Médico Veterinario(a) y del Encargado(a) de Clínica.</w:t>
+      </w:r>
+    </w:p>
+    <w:p>
+      <w:pPr>
+        <w:keepNext/>
+        <w:spacing w:before="120" w:after="40"/>
+        <w:jc w:val="left"/>
+      </w:pPr>
+      <w:r>
+        <w:rPr>
+          <w:rFonts w:ascii="Calibri" w:hAnsi="Calibri" w:cs="Calibri"/>
+          <w:b/>
+          <w:i w:val="0"/>
+          <w:color w:val="0F766E"/>
+          <w:sz w:val="20"/>
+        </w:rPr>
+        <w:t>▸ POLÍTICAS Y CONFIDENCIALIDAD</w:t>
+      </w:r>
+    </w:p>
+    <w:p>
+      <w:pPr>
+        <w:spacing w:after="40" w:line="300" w:lineRule="auto"/>
+        <w:ind w:left="340" w:hanging="227"/>
+        <w:jc w:val="both"/>
+      </w:pPr>
+      <w:r>
+        <w:rPr>
+          <w:rFonts w:ascii="Calibri" w:hAnsi="Calibri" w:cs="Calibri"/>
+          <w:b/>
+          <w:i w:val="0"/>
+          <w:color w:val="0F766E"/>
+          <w:sz w:val="20"/>
+        </w:rPr>
+        <w:t xml:space="preserve">•  </w:t>
+      </w:r>
+      <w:r>
+        <w:rPr>
+          <w:rFonts w:ascii="Calibri" w:hAnsi="Calibri" w:cs="Calibri"/>
+          <w:b w:val="0"/>
+          <w:i w:val="0"/>
+          <w:color w:val="111827"/>
+          <w:sz w:val="20"/>
+        </w:rPr>
+        <w:t>Cumplir el Reglamento Interno, el Código de Conducta y las políticas de la empresa.</w:t>
+      </w:r>
+    </w:p>
+    <w:p>
+      <w:pPr>
+        <w:spacing w:after="40" w:line="300" w:lineRule="auto"/>
+        <w:ind w:left="340" w:hanging="227"/>
+        <w:jc w:val="both"/>
+      </w:pPr>
+      <w:r>
+        <w:rPr>
+          <w:rFonts w:ascii="Calibri" w:hAnsi="Calibri" w:cs="Calibri"/>
+          <w:b/>
+          <w:i w:val="0"/>
+          <w:color w:val="0F766E"/>
+          <w:sz w:val="20"/>
+        </w:rPr>
+        <w:t xml:space="preserve">•  </w:t>
+      </w:r>
+      <w:r>
+        <w:rPr>
+          <w:rFonts w:ascii="Calibri" w:hAnsi="Calibri" w:cs="Calibri"/>
+          <w:b w:val="0"/>
+          <w:i w:val="0"/>
+          <w:color w:val="111827"/>
+          <w:sz w:val="20"/>
+        </w:rPr>
+        <w:t>Mantener confidencialidad de datos de clientes, mascotas, historias clínicas y estrategias comerciales.</w:t>
+      </w:r>
+    </w:p>
+    <w:p>
+      <w:pPr>
+        <w:spacing w:after="40" w:line="300" w:lineRule="auto"/>
+        <w:ind w:left="340" w:hanging="227"/>
+        <w:jc w:val="both"/>
+      </w:pPr>
+      <w:r>
+        <w:rPr>
+          <w:rFonts w:ascii="Calibri" w:hAnsi="Calibri" w:cs="Calibri"/>
+          <w:b/>
+          <w:i w:val="0"/>
+          <w:color w:val="0F766E"/>
+          <w:sz w:val="20"/>
+        </w:rPr>
+        <w:t xml:space="preserve">•  </w:t>
+      </w:r>
+      <w:r>
+        <w:rPr>
+          <w:rFonts w:ascii="Calibri" w:hAnsi="Calibri" w:cs="Calibri"/>
+          <w:b w:val="0"/>
+          <w:i w:val="0"/>
+          <w:color w:val="111827"/>
+          <w:sz w:val="20"/>
+        </w:rPr>
+        <w:t>Obtener autorización previa y por escrito de la Dirección para publicar en redes sociales cualquier contenido que involucre la clínica, pacientes, procedimientos o personal.</w:t>
+      </w:r>
+    </w:p>
+    <w:p>
+      <w:pPr>
+        <w:spacing w:after="40" w:line="300" w:lineRule="auto"/>
+        <w:ind w:left="340" w:hanging="227"/>
+        <w:jc w:val="both"/>
+      </w:pPr>
+      <w:r>
+        <w:rPr>
+          <w:rFonts w:ascii="Calibri" w:hAnsi="Calibri" w:cs="Calibri"/>
+          <w:b/>
+          <w:i w:val="0"/>
+          <w:color w:val="0F766E"/>
+          <w:sz w:val="20"/>
+        </w:rPr>
+        <w:t xml:space="preserve">•  </w:t>
+      </w:r>
+      <w:r>
+        <w:rPr>
+          <w:rFonts w:ascii="Calibri" w:hAnsi="Calibri" w:cs="Calibri"/>
+          <w:b w:val="0"/>
+          <w:i w:val="0"/>
+          <w:color w:val="111827"/>
+          <w:sz w:val="20"/>
+        </w:rPr>
+        <w:t>No contactar clientes de la empresa para ofrecer servicios externos durante la relación laboral y por 12 meses después.</w:t>
       </w:r>
     </w:p>
     <w:p>
@@ -1821,6 +2358,33 @@
           <w:sz w:val="20"/>
         </w:rPr>
         <w:t>Manejo de laboratorio básico (centrífuga, microscopio, analizadores).</w:t>
+      </w:r>
+    </w:p>
+    <w:p>
+      <w:pPr>
+        <w:spacing w:after="40" w:line="300" w:lineRule="auto"/>
+        <w:ind w:left="340" w:hanging="227"/>
+        <w:jc w:val="both"/>
+      </w:pPr>
+      <w:r>
+        <w:rPr>
+          <w:rFonts w:ascii="Calibri" w:hAnsi="Calibri" w:cs="Calibri"/>
+          <w:b/>
+          <w:i w:val="0"/>
+          <w:color w:val="0F766E"/>
+          <w:sz w:val="20"/>
+        </w:rPr>
+        <w:t xml:space="preserve">•  </w:t>
+      </w:r>
+      <w:r>
+        <w:rPr>
+          <w:rFonts w:ascii="Calibri" w:hAnsi="Calibri" w:cs="Calibri"/>
+          <w:b w:val="0"/>
+          <w:i w:val="0"/>
+          <w:color w:val="111827"/>
+          <w:sz w:val="20"/>
+        </w:rPr>
+        <w:t>Conocimiento básico de operación de POS y agenda de citas.</w:t>
       </w:r>
     </w:p>
     <w:p>
@@ -2783,7 +3347,7 @@
         <w:color w:val="9098A8"/>
         <w:sz w:val="16"/>
       </w:rPr>
-      <w:t xml:space="preserve">ALIKA PETS  ·  Grupo Caval 1003, C.A.  ·  RIF J501662533  ·  Descripción Cargo — Auxiliar Veterinario(a) v3.2  ·  Página </w:t>
+      <w:t xml:space="preserve">ALIKA PETS  ·  Grupo Caval 1003, C.A.  ·  RIF J501662533  ·  Descripción Cargo — Auxiliar Veterinario(a) v3.3  ·  Página </w:t>
     </w:r>
     <w:r>
       <w:rPr>
